--- a/Node/8 Mongo DB/Mongo_DB.docx
+++ b/Node/8 Mongo DB/Mongo_DB.docx
@@ -12247,7 +12247,7 @@
           <w:szCs w:val="23"/>
           <w:shd w:val="clear" w:color="auto" w:fill="EEEEEE"/>
         </w:rPr>
-        <w:t>mycol</w:t>
+        <w:t>users</w:t>
       </w:r>
       <w:r>
         <w:rPr>
@@ -12471,7 +12471,19 @@
           <w:szCs w:val="23"/>
           <w:shd w:val="clear" w:color="auto" w:fill="EEEEEE"/>
         </w:rPr>
-        <w:t>mycol</w:t>
+        <w:t xml:space="preserve"> </w:t>
+      </w:r>
+      <w:r>
+        <w:rPr>
+          <w:rFonts w:ascii="Verdana" w:eastAsia="Times New Roman" w:hAnsi="Verdana" w:cs="Times New Roman"/>
+          <w:b/>
+          <w:bCs/>
+          <w:color w:val="000000"/>
+          <w:sz w:val="23"/>
+          <w:szCs w:val="23"/>
+          <w:shd w:val="clear" w:color="auto" w:fill="EEEEEE"/>
+        </w:rPr>
+        <w:t>users</w:t>
       </w:r>
       <w:r>
         <w:rPr>
@@ -13480,6 +13492,52 @@
           <w:szCs w:val="24"/>
         </w:rPr>
       </w:pPr>
+    </w:p>
+    <w:p>
+      <w:pPr>
+        <w:spacing w:after="240" w:line="240" w:lineRule="auto"/>
+        <w:rPr>
+          <w:rFonts w:ascii="Times New Roman" w:eastAsia="Times New Roman" w:hAnsi="Times New Roman" w:cs="Times New Roman"/>
+          <w:sz w:val="24"/>
+          <w:szCs w:val="24"/>
+        </w:rPr>
+      </w:pPr>
+    </w:p>
+    <w:p>
+      <w:pPr>
+        <w:spacing w:after="240" w:line="240" w:lineRule="auto"/>
+        <w:rPr>
+          <w:rFonts w:ascii="Times New Roman" w:eastAsia="Times New Roman" w:hAnsi="Times New Roman" w:cs="Times New Roman"/>
+          <w:sz w:val="24"/>
+          <w:szCs w:val="24"/>
+        </w:rPr>
+      </w:pPr>
+      <w:r>
+        <w:rPr>
+          <w:rFonts w:ascii="Times New Roman" w:eastAsia="Times New Roman" w:hAnsi="Times New Roman" w:cs="Times New Roman"/>
+          <w:sz w:val="24"/>
+          <w:szCs w:val="24"/>
+        </w:rPr>
+        <w:t xml:space="preserve">Get,insert,update,delete =&gt; </w:t>
+      </w:r>
+    </w:p>
+    <w:p>
+      <w:pPr>
+        <w:spacing w:after="240" w:line="240" w:lineRule="auto"/>
+        <w:rPr>
+          <w:rFonts w:ascii="Times New Roman" w:eastAsia="Times New Roman" w:hAnsi="Times New Roman" w:cs="Times New Roman"/>
+          <w:sz w:val="24"/>
+          <w:szCs w:val="24"/>
+        </w:rPr>
+      </w:pPr>
+      <w:r>
+        <w:rPr>
+          <w:rFonts w:ascii="Times New Roman" w:eastAsia="Times New Roman" w:hAnsi="Times New Roman" w:cs="Times New Roman"/>
+          <w:sz w:val="24"/>
+          <w:szCs w:val="24"/>
+        </w:rPr>
+        <w:t>=====================================================================</w:t>
+      </w:r>
       <w:r>
         <w:rPr>
           <w:rFonts w:ascii="Times New Roman" w:eastAsia="Times New Roman" w:hAnsi="Times New Roman" w:cs="Times New Roman"/>
@@ -13542,21 +13600,64 @@
         <w:spacing w:after="0" w:line="240" w:lineRule="auto"/>
         <w:outlineLvl w:val="2"/>
         <w:rPr>
-          <w:rFonts w:ascii="Times New Roman" w:eastAsia="Times New Roman" w:hAnsi="Times New Roman" w:cs="Times New Roman"/>
-          <w:b/>
-          <w:bCs/>
-          <w:sz w:val="27"/>
-          <w:szCs w:val="27"/>
-        </w:rPr>
-      </w:pPr>
-      <w:r>
-        <w:rPr>
           <w:rFonts w:ascii="Arial" w:eastAsia="Times New Roman" w:hAnsi="Arial" w:cs="Arial"/>
           <w:color w:val="181717"/>
           <w:sz w:val="36"/>
           <w:szCs w:val="36"/>
           <w:shd w:val="clear" w:color="auto" w:fill="FFFFFF"/>
         </w:rPr>
+      </w:pPr>
+    </w:p>
+    <w:p>
+      <w:pPr>
+        <w:shd w:val="clear" w:color="auto" w:fill="FFFFFF"/>
+        <w:spacing w:after="0" w:line="240" w:lineRule="auto"/>
+        <w:outlineLvl w:val="2"/>
+        <w:rPr>
+          <w:rFonts w:ascii="Arial" w:eastAsia="Times New Roman" w:hAnsi="Arial" w:cs="Arial"/>
+          <w:color w:val="181717"/>
+          <w:sz w:val="36"/>
+          <w:szCs w:val="36"/>
+          <w:shd w:val="clear" w:color="auto" w:fill="FFFFFF"/>
+        </w:rPr>
+      </w:pPr>
+    </w:p>
+    <w:p>
+      <w:pPr>
+        <w:shd w:val="clear" w:color="auto" w:fill="FFFFFF"/>
+        <w:spacing w:after="0" w:line="240" w:lineRule="auto"/>
+        <w:outlineLvl w:val="2"/>
+        <w:rPr>
+          <w:rFonts w:ascii="Arial" w:eastAsia="Times New Roman" w:hAnsi="Arial" w:cs="Arial"/>
+          <w:color w:val="181717"/>
+          <w:sz w:val="36"/>
+          <w:szCs w:val="36"/>
+          <w:shd w:val="clear" w:color="auto" w:fill="FFFFFF"/>
+        </w:rPr>
+      </w:pPr>
+    </w:p>
+    <w:p>
+      <w:pPr>
+        <w:shd w:val="clear" w:color="auto" w:fill="FFFFFF"/>
+        <w:spacing w:after="0" w:line="240" w:lineRule="auto"/>
+        <w:outlineLvl w:val="2"/>
+        <w:rPr>
+          <w:rFonts w:ascii="Times New Roman" w:eastAsia="Times New Roman" w:hAnsi="Times New Roman" w:cs="Times New Roman"/>
+          <w:b/>
+          <w:bCs/>
+          <w:sz w:val="27"/>
+          <w:szCs w:val="27"/>
+        </w:rPr>
+      </w:pPr>
+      <w:r>
+        <w:rPr>
+          <w:rFonts w:ascii="Arial" w:eastAsia="Times New Roman" w:hAnsi="Arial" w:cs="Arial"/>
+          <w:color w:val="181717"/>
+          <w:sz w:val="36"/>
+          <w:szCs w:val="36"/>
+          <w:shd w:val="clear" w:color="auto" w:fill="FFFFFF"/>
+        </w:rPr>
+        <w:lastRenderedPageBreak/>
         <w:t>Comparison</w:t>
       </w:r>
     </w:p>
@@ -13565,9 +13666,13 @@
         <w:shd w:val="clear" w:color="auto" w:fill="FFFFFF"/>
         <w:spacing w:after="280" w:line="240" w:lineRule="auto"/>
         <w:rPr>
-          <w:rFonts w:ascii="Times New Roman" w:eastAsia="Times New Roman" w:hAnsi="Times New Roman" w:cs="Times New Roman"/>
-          <w:sz w:val="24"/>
-          <w:szCs w:val="24"/>
+          <w:rFonts w:ascii="Verdana" w:eastAsia="Times New Roman" w:hAnsi="Verdana" w:cs="Times New Roman"/>
+          <w:b/>
+          <w:bCs/>
+          <w:color w:val="181717"/>
+          <w:sz w:val="23"/>
+          <w:szCs w:val="23"/>
+          <w:shd w:val="clear" w:color="auto" w:fill="FFFFFF"/>
         </w:rPr>
       </w:pPr>
       <w:r>
@@ -13628,21 +13733,6 @@
     </w:p>
     <w:p>
       <w:pPr>
-        <w:shd w:val="clear" w:color="auto" w:fill="FFFFFF"/>
-        <w:spacing w:before="220" w:after="0" w:line="240" w:lineRule="auto"/>
-        <w:textAlignment w:val="baseline"/>
-        <w:rPr>
-          <w:rFonts w:ascii="Verdana" w:eastAsia="Times New Roman" w:hAnsi="Verdana" w:cs="Times New Roman"/>
-          <w:b/>
-          <w:bCs/>
-          <w:color w:val="181717"/>
-          <w:sz w:val="23"/>
-          <w:szCs w:val="23"/>
-        </w:rPr>
-      </w:pPr>
-    </w:p>
-    <w:p>
-      <w:pPr>
         <w:numPr>
           <w:ilvl w:val="0"/>
           <w:numId w:val="3"/>
@@ -13686,19 +13776,6 @@
     </w:p>
     <w:p>
       <w:pPr>
-        <w:pStyle w:val="ListParagraph"/>
-        <w:rPr>
-          <w:rFonts w:ascii="Verdana" w:eastAsia="Times New Roman" w:hAnsi="Verdana" w:cs="Times New Roman"/>
-          <w:b/>
-          <w:bCs/>
-          <w:color w:val="181717"/>
-          <w:sz w:val="23"/>
-          <w:szCs w:val="23"/>
-        </w:rPr>
-      </w:pPr>
-    </w:p>
-    <w:p>
-      <w:pPr>
         <w:numPr>
           <w:ilvl w:val="0"/>
           <w:numId w:val="3"/>
@@ -13715,6 +13792,30 @@
           <w:szCs w:val="23"/>
         </w:rPr>
       </w:pPr>
+      <w:r>
+        <w:rPr>
+          <w:rFonts w:ascii="Courier New" w:eastAsia="Times New Roman" w:hAnsi="Courier New" w:cs="Courier New"/>
+          <w:b/>
+          <w:bCs/>
+          <w:color w:val="DC143C"/>
+          <w:sz w:val="24"/>
+          <w:szCs w:val="24"/>
+          <w:shd w:val="clear" w:color="auto" w:fill="FFFFFF"/>
+        </w:rPr>
+        <w:t>$gt</w:t>
+      </w:r>
+      <w:r>
+        <w:rPr>
+          <w:rFonts w:ascii="Verdana" w:eastAsia="Times New Roman" w:hAnsi="Verdana" w:cs="Times New Roman"/>
+          <w:b/>
+          <w:bCs/>
+          <w:color w:val="181717"/>
+          <w:sz w:val="23"/>
+          <w:szCs w:val="23"/>
+          <w:shd w:val="clear" w:color="auto" w:fill="FFFFFF"/>
+        </w:rPr>
+        <w:t>: Value is greater than another value</w:t>
+      </w:r>
     </w:p>
     <w:p>
       <w:pPr>
@@ -13744,8 +13845,7 @@
           <w:szCs w:val="24"/>
           <w:shd w:val="clear" w:color="auto" w:fill="FFFFFF"/>
         </w:rPr>
-        <w:lastRenderedPageBreak/>
-        <w:t>$gt</w:t>
+        <w:t>$gte</w:t>
       </w:r>
       <w:r>
         <w:rPr>
@@ -13757,24 +13857,8 @@
           <w:szCs w:val="23"/>
           <w:shd w:val="clear" w:color="auto" w:fill="FFFFFF"/>
         </w:rPr>
-        <w:t>: Value is greater than another value</w:t>
-      </w:r>
-    </w:p>
-    <w:p>
-      <w:pPr>
-        <w:shd w:val="clear" w:color="auto" w:fill="FFFFFF"/>
-        <w:spacing w:after="0" w:line="240" w:lineRule="auto"/>
-        <w:ind w:left="720"/>
-        <w:textAlignment w:val="baseline"/>
-        <w:rPr>
-          <w:rFonts w:ascii="Verdana" w:eastAsia="Times New Roman" w:hAnsi="Verdana" w:cs="Times New Roman"/>
-          <w:b/>
-          <w:bCs/>
-          <w:color w:val="181717"/>
-          <w:sz w:val="23"/>
-          <w:szCs w:val="23"/>
-        </w:rPr>
-      </w:pPr>
+        <w:t>: Value is greater than or equal to another value</w:t>
+      </w:r>
     </w:p>
     <w:p>
       <w:pPr>
@@ -13804,7 +13888,7 @@
           <w:szCs w:val="24"/>
           <w:shd w:val="clear" w:color="auto" w:fill="FFFFFF"/>
         </w:rPr>
-        <w:t>$gte</w:t>
+        <w:t>$lt</w:t>
       </w:r>
       <w:r>
         <w:rPr>
@@ -13816,37 +13900,8 @@
           <w:szCs w:val="23"/>
           <w:shd w:val="clear" w:color="auto" w:fill="FFFFFF"/>
         </w:rPr>
-        <w:t>: Value is greater than or equal to another value</w:t>
-      </w:r>
-    </w:p>
-    <w:p>
-      <w:pPr>
-        <w:pStyle w:val="ListParagraph"/>
-        <w:rPr>
-          <w:rFonts w:ascii="Verdana" w:eastAsia="Times New Roman" w:hAnsi="Verdana" w:cs="Times New Roman"/>
-          <w:b/>
-          <w:bCs/>
-          <w:color w:val="181717"/>
-          <w:sz w:val="23"/>
-          <w:szCs w:val="23"/>
-        </w:rPr>
-      </w:pPr>
-    </w:p>
-    <w:p>
-      <w:pPr>
-        <w:shd w:val="clear" w:color="auto" w:fill="FFFFFF"/>
-        <w:spacing w:after="0" w:line="240" w:lineRule="auto"/>
-        <w:ind w:left="720"/>
-        <w:textAlignment w:val="baseline"/>
-        <w:rPr>
-          <w:rFonts w:ascii="Verdana" w:eastAsia="Times New Roman" w:hAnsi="Verdana" w:cs="Times New Roman"/>
-          <w:b/>
-          <w:bCs/>
-          <w:color w:val="181717"/>
-          <w:sz w:val="23"/>
-          <w:szCs w:val="23"/>
-        </w:rPr>
-      </w:pPr>
+        <w:t>: Value is less than another value</w:t>
+      </w:r>
     </w:p>
     <w:p>
       <w:pPr>
@@ -13876,7 +13931,7 @@
           <w:szCs w:val="24"/>
           <w:shd w:val="clear" w:color="auto" w:fill="FFFFFF"/>
         </w:rPr>
-        <w:t>$lt</w:t>
+        <w:t>$lte</w:t>
       </w:r>
       <w:r>
         <w:rPr>
@@ -13888,95 +13943,8 @@
           <w:szCs w:val="23"/>
           <w:shd w:val="clear" w:color="auto" w:fill="FFFFFF"/>
         </w:rPr>
-        <w:t>: Value is less than another value</w:t>
-      </w:r>
-    </w:p>
-    <w:p>
-      <w:pPr>
-        <w:shd w:val="clear" w:color="auto" w:fill="FFFFFF"/>
-        <w:spacing w:after="0" w:line="240" w:lineRule="auto"/>
-        <w:ind w:left="720"/>
-        <w:textAlignment w:val="baseline"/>
-        <w:rPr>
-          <w:rFonts w:ascii="Verdana" w:eastAsia="Times New Roman" w:hAnsi="Verdana" w:cs="Times New Roman"/>
-          <w:b/>
-          <w:bCs/>
-          <w:color w:val="181717"/>
-          <w:sz w:val="23"/>
-          <w:szCs w:val="23"/>
-        </w:rPr>
-      </w:pPr>
-    </w:p>
-    <w:p>
-      <w:pPr>
-        <w:numPr>
-          <w:ilvl w:val="0"/>
-          <w:numId w:val="3"/>
-        </w:numPr>
-        <w:shd w:val="clear" w:color="auto" w:fill="FFFFFF"/>
-        <w:spacing w:after="0" w:line="240" w:lineRule="auto"/>
-        <w:textAlignment w:val="baseline"/>
-        <w:rPr>
-          <w:rFonts w:ascii="Verdana" w:eastAsia="Times New Roman" w:hAnsi="Verdana" w:cs="Times New Roman"/>
-          <w:b/>
-          <w:bCs/>
-          <w:color w:val="181717"/>
-          <w:sz w:val="23"/>
-          <w:szCs w:val="23"/>
-        </w:rPr>
-      </w:pPr>
-      <w:r>
-        <w:rPr>
-          <w:rFonts w:ascii="Courier New" w:eastAsia="Times New Roman" w:hAnsi="Courier New" w:cs="Courier New"/>
-          <w:b/>
-          <w:bCs/>
-          <w:color w:val="DC143C"/>
-          <w:sz w:val="24"/>
-          <w:szCs w:val="24"/>
-          <w:shd w:val="clear" w:color="auto" w:fill="FFFFFF"/>
-        </w:rPr>
-        <w:t>$lte</w:t>
-      </w:r>
-      <w:r>
-        <w:rPr>
-          <w:rFonts w:ascii="Verdana" w:eastAsia="Times New Roman" w:hAnsi="Verdana" w:cs="Times New Roman"/>
-          <w:b/>
-          <w:bCs/>
-          <w:color w:val="181717"/>
-          <w:sz w:val="23"/>
-          <w:szCs w:val="23"/>
-          <w:shd w:val="clear" w:color="auto" w:fill="FFFFFF"/>
-        </w:rPr>
         <w:t>: Value is less than or equal to another value</w:t>
       </w:r>
-    </w:p>
-    <w:p>
-      <w:pPr>
-        <w:pStyle w:val="ListParagraph"/>
-        <w:rPr>
-          <w:rFonts w:ascii="Verdana" w:eastAsia="Times New Roman" w:hAnsi="Verdana" w:cs="Times New Roman"/>
-          <w:b/>
-          <w:bCs/>
-          <w:color w:val="181717"/>
-          <w:sz w:val="23"/>
-          <w:szCs w:val="23"/>
-        </w:rPr>
-      </w:pPr>
-    </w:p>
-    <w:p>
-      <w:pPr>
-        <w:shd w:val="clear" w:color="auto" w:fill="FFFFFF"/>
-        <w:spacing w:after="0" w:line="240" w:lineRule="auto"/>
-        <w:textAlignment w:val="baseline"/>
-        <w:rPr>
-          <w:rFonts w:ascii="Verdana" w:eastAsia="Times New Roman" w:hAnsi="Verdana" w:cs="Times New Roman"/>
-          <w:b/>
-          <w:bCs/>
-          <w:color w:val="181717"/>
-          <w:sz w:val="23"/>
-          <w:szCs w:val="23"/>
-        </w:rPr>
-      </w:pPr>
     </w:p>
     <w:p>
       <w:pPr>
@@ -14024,6 +13992,148 @@
     <w:p>
       <w:pPr>
         <w:shd w:val="clear" w:color="auto" w:fill="FFFFFF"/>
+        <w:spacing w:after="220" w:line="240" w:lineRule="auto"/>
+        <w:ind w:left="720"/>
+        <w:textAlignment w:val="baseline"/>
+        <w:rPr>
+          <w:rFonts w:ascii="Verdana" w:eastAsia="Times New Roman" w:hAnsi="Verdana" w:cs="Times New Roman"/>
+          <w:b/>
+          <w:bCs/>
+          <w:color w:val="181717"/>
+          <w:sz w:val="32"/>
+          <w:szCs w:val="32"/>
+        </w:rPr>
+      </w:pPr>
+      <w:r>
+        <w:rPr>
+          <w:rFonts w:ascii="Courier New" w:hAnsi="Courier New" w:cs="Courier New"/>
+          <w:b/>
+          <w:color w:val="001E2B"/>
+          <w:sz w:val="32"/>
+          <w:szCs w:val="32"/>
+          <w:shd w:val="clear" w:color="auto" w:fill="F9FBFA"/>
+        </w:rPr>
+        <w:t>db.</w:t>
+      </w:r>
+      <w:r>
+        <w:rPr>
+          <w:rStyle w:val="lg-highlight-property"/>
+          <w:rFonts w:ascii="Courier New" w:hAnsi="Courier New" w:cs="Courier New"/>
+          <w:b/>
+          <w:color w:val="001E2B"/>
+          <w:sz w:val="32"/>
+          <w:szCs w:val="32"/>
+          <w:shd w:val="clear" w:color="auto" w:fill="F9FBFA"/>
+        </w:rPr>
+        <w:t>inventory</w:t>
+      </w:r>
+      <w:r>
+        <w:rPr>
+          <w:rFonts w:ascii="Courier New" w:hAnsi="Courier New" w:cs="Courier New"/>
+          <w:b/>
+          <w:color w:val="001E2B"/>
+          <w:sz w:val="32"/>
+          <w:szCs w:val="32"/>
+          <w:shd w:val="clear" w:color="auto" w:fill="F9FBFA"/>
+        </w:rPr>
+        <w:t>.</w:t>
+      </w:r>
+      <w:r>
+        <w:rPr>
+          <w:rStyle w:val="lg-highlight-title"/>
+          <w:rFonts w:ascii="Courier New" w:hAnsi="Courier New" w:cs="Courier New"/>
+          <w:b/>
+          <w:color w:val="016EE9"/>
+          <w:sz w:val="32"/>
+          <w:szCs w:val="32"/>
+          <w:shd w:val="clear" w:color="auto" w:fill="F9FBFA"/>
+        </w:rPr>
+        <w:t>find</w:t>
+      </w:r>
+      <w:r>
+        <w:rPr>
+          <w:rFonts w:ascii="Courier New" w:hAnsi="Courier New" w:cs="Courier New"/>
+          <w:b/>
+          <w:color w:val="001E2B"/>
+          <w:sz w:val="32"/>
+          <w:szCs w:val="32"/>
+          <w:shd w:val="clear" w:color="auto" w:fill="F9FBFA"/>
+        </w:rPr>
+        <w:t xml:space="preserve">( { </w:t>
+      </w:r>
+      <w:r>
+        <w:rPr>
+          <w:rStyle w:val="lg-highlight-attr"/>
+          <w:rFonts w:ascii="Courier New" w:hAnsi="Courier New" w:cs="Courier New"/>
+          <w:b/>
+          <w:color w:val="D83713"/>
+          <w:sz w:val="32"/>
+          <w:szCs w:val="32"/>
+          <w:shd w:val="clear" w:color="auto" w:fill="F9FBFA"/>
+        </w:rPr>
+        <w:t>qty</w:t>
+      </w:r>
+      <w:r>
+        <w:rPr>
+          <w:rFonts w:ascii="Courier New" w:hAnsi="Courier New" w:cs="Courier New"/>
+          <w:b/>
+          <w:color w:val="001E2B"/>
+          <w:sz w:val="32"/>
+          <w:szCs w:val="32"/>
+          <w:shd w:val="clear" w:color="auto" w:fill="F9FBFA"/>
+        </w:rPr>
+        <w:t xml:space="preserve">: { </w:t>
+      </w:r>
+      <w:r>
+        <w:rPr>
+          <w:rStyle w:val="lg-highlight-attr"/>
+          <w:rFonts w:ascii="Courier New" w:hAnsi="Courier New" w:cs="Courier New"/>
+          <w:b/>
+          <w:color w:val="D83713"/>
+          <w:sz w:val="32"/>
+          <w:szCs w:val="32"/>
+          <w:shd w:val="clear" w:color="auto" w:fill="F9FBFA"/>
+        </w:rPr>
+        <w:t>$eq</w:t>
+      </w:r>
+      <w:r>
+        <w:rPr>
+          <w:rFonts w:ascii="Courier New" w:hAnsi="Courier New" w:cs="Courier New"/>
+          <w:b/>
+          <w:color w:val="001E2B"/>
+          <w:sz w:val="32"/>
+          <w:szCs w:val="32"/>
+          <w:shd w:val="clear" w:color="auto" w:fill="F9FBFA"/>
+        </w:rPr>
+        <w:t xml:space="preserve">: </w:t>
+      </w:r>
+      <w:r>
+        <w:rPr>
+          <w:rStyle w:val="lg-highlight-number"/>
+          <w:rFonts w:ascii="Courier New" w:hAnsi="Courier New" w:cs="Courier New"/>
+          <w:b/>
+          <w:color w:val="016EE9"/>
+          <w:sz w:val="32"/>
+          <w:szCs w:val="32"/>
+          <w:shd w:val="clear" w:color="auto" w:fill="F9FBFA"/>
+        </w:rPr>
+        <w:t>20</w:t>
+      </w:r>
+      <w:r>
+        <w:rPr>
+          <w:rFonts w:ascii="Courier New" w:hAnsi="Courier New" w:cs="Courier New"/>
+          <w:b/>
+          <w:color w:val="001E2B"/>
+          <w:sz w:val="32"/>
+          <w:szCs w:val="32"/>
+          <w:shd w:val="clear" w:color="auto" w:fill="F9FBFA"/>
+        </w:rPr>
+        <w:t xml:space="preserve"> } } )</w:t>
+      </w:r>
+    </w:p>
+    <w:p>
+      <w:pPr>
+        <w:shd w:val="clear" w:color="auto" w:fill="FFFFFF"/>
         <w:spacing w:before="160" w:after="0" w:line="240" w:lineRule="auto"/>
         <w:outlineLvl w:val="2"/>
         <w:rPr>
@@ -14258,6 +14368,72 @@
     <w:p>
       <w:pPr>
         <w:shd w:val="clear" w:color="auto" w:fill="FFFFFF"/>
+        <w:spacing w:after="220" w:line="240" w:lineRule="auto"/>
+        <w:ind w:left="720"/>
+        <w:textAlignment w:val="baseline"/>
+        <w:rPr>
+          <w:rFonts w:ascii="Verdana" w:eastAsia="Times New Roman" w:hAnsi="Verdana" w:cs="Times New Roman"/>
+          <w:b/>
+          <w:bCs/>
+          <w:color w:val="181717"/>
+          <w:sz w:val="23"/>
+          <w:szCs w:val="23"/>
+        </w:rPr>
+      </w:pPr>
+      <w:r>
+        <w:rPr>
+          <w:rStyle w:val="undefined"/>
+          <w:rFonts w:ascii="Courier New" w:hAnsi="Courier New" w:cs="Courier New"/>
+          <w:b/>
+          <w:sz w:val="19"/>
+          <w:szCs w:val="19"/>
+        </w:rPr>
+        <w:t xml:space="preserve">db.inventory.find( { $and: [ { price: </w:t>
+      </w:r>
+      <w:r>
+        <w:rPr>
+          <w:rStyle w:val="tnfccf"/>
+          <w:rFonts w:ascii="Courier New" w:hAnsi="Courier New" w:cs="Courier New"/>
+          <w:b/>
+          <w:sz w:val="19"/>
+          <w:szCs w:val="19"/>
+        </w:rPr>
+        <w:t>0.99</w:t>
+      </w:r>
+      <w:r>
+        <w:rPr>
+          <w:rStyle w:val="undefined"/>
+          <w:rFonts w:ascii="Courier New" w:hAnsi="Courier New" w:cs="Courier New"/>
+          <w:b/>
+          <w:sz w:val="19"/>
+          <w:szCs w:val="19"/>
+        </w:rPr>
+        <w:t xml:space="preserve"> }, { qty: { $lt: </w:t>
+      </w:r>
+      <w:r>
+        <w:rPr>
+          <w:rStyle w:val="tnfccf"/>
+          <w:rFonts w:ascii="Courier New" w:hAnsi="Courier New" w:cs="Courier New"/>
+          <w:b/>
+          <w:sz w:val="19"/>
+          <w:szCs w:val="19"/>
+        </w:rPr>
+        <w:t>20</w:t>
+      </w:r>
+      <w:r>
+        <w:rPr>
+          <w:rStyle w:val="undefined"/>
+          <w:rFonts w:ascii="Courier New" w:hAnsi="Courier New" w:cs="Courier New"/>
+          <w:b/>
+          <w:sz w:val="19"/>
+          <w:szCs w:val="19"/>
+        </w:rPr>
+        <w:t xml:space="preserve"> } } ] } )</w:t>
+      </w:r>
+    </w:p>
+    <w:p>
+      <w:pPr>
+        <w:shd w:val="clear" w:color="auto" w:fill="FFFFFF"/>
         <w:spacing w:before="160" w:after="0" w:line="240" w:lineRule="auto"/>
         <w:outlineLvl w:val="2"/>
         <w:rPr>
@@ -14435,11 +14611,287 @@
       <w:pPr>
         <w:spacing w:after="240" w:line="240" w:lineRule="auto"/>
         <w:rPr>
-          <w:rFonts w:ascii="Times New Roman" w:eastAsia="Times New Roman" w:hAnsi="Times New Roman" w:cs="Times New Roman"/>
-          <w:sz w:val="24"/>
-          <w:szCs w:val="24"/>
-        </w:rPr>
-      </w:pPr>
+          <w:rStyle w:val="undefined"/>
+          <w:rFonts w:ascii="Courier New" w:hAnsi="Courier New" w:cs="Courier New"/>
+          <w:b/>
+          <w:sz w:val="28"/>
+          <w:szCs w:val="28"/>
+        </w:rPr>
+      </w:pPr>
+      <w:r>
+        <w:rPr>
+          <w:rStyle w:val="undefined"/>
+          <w:rFonts w:ascii="Courier New" w:hAnsi="Courier New" w:cs="Courier New"/>
+          <w:b/>
+          <w:sz w:val="28"/>
+          <w:szCs w:val="28"/>
+        </w:rPr>
+        <w:t xml:space="preserve">db.collection.find({ field: </w:t>
+      </w:r>
+      <w:r>
+        <w:rPr>
+          <w:rStyle w:val="cs0cqb"/>
+          <w:rFonts w:ascii="Courier New" w:hAnsi="Courier New" w:cs="Courier New"/>
+          <w:b/>
+          <w:sz w:val="28"/>
+          <w:szCs w:val="28"/>
+        </w:rPr>
+        <w:t>/pattern/i</w:t>
+      </w:r>
+      <w:r>
+        <w:rPr>
+          <w:rStyle w:val="undefined"/>
+          <w:rFonts w:ascii="Courier New" w:hAnsi="Courier New" w:cs="Courier New"/>
+          <w:b/>
+          <w:sz w:val="28"/>
+          <w:szCs w:val="28"/>
+        </w:rPr>
+        <w:t xml:space="preserve"> })</w:t>
+      </w:r>
+    </w:p>
+    <w:p>
+      <w:pPr>
+        <w:rPr>
+          <w:rFonts w:ascii="Times New Roman" w:eastAsia="Times New Roman" w:hAnsi="Times New Roman" w:cs="Times New Roman"/>
+          <w:sz w:val="24"/>
+          <w:szCs w:val="24"/>
+        </w:rPr>
+      </w:pPr>
+      <w:r>
+        <w:rPr>
+          <w:rStyle w:val="Strong"/>
+          <w:rFonts w:ascii="Arial" w:hAnsi="Arial" w:cs="Arial"/>
+        </w:rPr>
+        <w:t>Starts with</w:t>
+      </w:r>
+      <w:r>
+        <w:t xml:space="preserve">: Use the </w:t>
+      </w:r>
+      <w:r>
+        <w:rPr>
+          <w:rStyle w:val="HTMLCode"/>
+          <w:rFonts w:eastAsiaTheme="minorEastAsia"/>
+          <w:sz w:val="19"/>
+          <w:szCs w:val="19"/>
+        </w:rPr>
+        <w:t>^</w:t>
+      </w:r>
+      <w:r>
+        <w:t xml:space="preserve"> anchor.</w:t>
+      </w:r>
+      <w:r>
+        <w:rPr>
+          <w:rFonts w:ascii="Arial" w:hAnsi="Arial" w:cs="Arial"/>
+        </w:rPr>
+        <w:br/>
+      </w:r>
+      <w:r>
+        <w:rPr>
+          <w:rFonts w:ascii="Times New Roman" w:eastAsia="Times New Roman" w:hAnsi="Symbol" w:cs="Times New Roman"/>
+          <w:sz w:val="24"/>
+          <w:szCs w:val="24"/>
+        </w:rPr>
+        <w:t></w:t>
+      </w:r>
+      <w:r>
+        <w:rPr>
+          <w:rFonts w:ascii="Times New Roman" w:eastAsia="Times New Roman" w:hAnsi="Times New Roman" w:cs="Times New Roman"/>
+          <w:sz w:val="24"/>
+          <w:szCs w:val="24"/>
+        </w:rPr>
+        <w:t xml:space="preserve">  </w:t>
+      </w:r>
+      <w:r>
+        <w:rPr>
+          <w:rFonts w:ascii="Arial" w:eastAsia="Times New Roman" w:hAnsi="Arial" w:cs="Arial"/>
+          <w:b/>
+          <w:bCs/>
+        </w:rPr>
+        <w:t>Starts with</w:t>
+      </w:r>
+      <w:r>
+        <w:rPr>
+          <w:rFonts w:ascii="Arial" w:eastAsia="Times New Roman" w:hAnsi="Arial" w:cs="Arial"/>
+        </w:rPr>
+        <w:t xml:space="preserve">: Use the </w:t>
+      </w:r>
+      <w:r>
+        <w:rPr>
+          <w:rFonts w:ascii="Courier New" w:eastAsia="Times New Roman" w:hAnsi="Courier New" w:cs="Courier New"/>
+          <w:sz w:val="19"/>
+        </w:rPr>
+        <w:t>^</w:t>
+      </w:r>
+      <w:r>
+        <w:rPr>
+          <w:rFonts w:ascii="Arial" w:eastAsia="Times New Roman" w:hAnsi="Arial" w:cs="Arial"/>
+        </w:rPr>
+        <w:t xml:space="preserve"> anchor.</w:t>
+      </w:r>
+      <w:r>
+        <w:rPr>
+          <w:rFonts w:ascii="Arial" w:eastAsia="Times New Roman" w:hAnsi="Arial" w:cs="Arial"/>
+        </w:rPr>
+        <w:br/>
+      </w:r>
+      <w:r>
+        <w:rPr>
+          <w:rFonts w:ascii="Courier New" w:eastAsia="Times New Roman" w:hAnsi="Courier New" w:cs="Courier New"/>
+          <w:sz w:val="19"/>
+        </w:rPr>
+        <w:t>{ name: { $regex: /^A/ } }</w:t>
+      </w:r>
+      <w:r>
+        <w:rPr>
+          <w:rFonts w:ascii="Arial" w:eastAsia="Times New Roman" w:hAnsi="Arial" w:cs="Arial"/>
+        </w:rPr>
+        <w:t xml:space="preserve"> — Matches "Alice", "Aaron".</w:t>
+      </w:r>
+    </w:p>
+    <w:p>
+      <w:pPr>
+        <w:spacing w:after="0" w:line="240" w:lineRule="auto"/>
+        <w:rPr>
+          <w:rFonts w:ascii="Times New Roman" w:eastAsia="Times New Roman" w:hAnsi="Times New Roman" w:cs="Times New Roman"/>
+          <w:sz w:val="24"/>
+          <w:szCs w:val="24"/>
+        </w:rPr>
+      </w:pPr>
+      <w:r>
+        <w:rPr>
+          <w:rFonts w:ascii="Times New Roman" w:eastAsia="Times New Roman" w:hAnsi="Symbol" w:cs="Times New Roman"/>
+          <w:sz w:val="24"/>
+          <w:szCs w:val="24"/>
+        </w:rPr>
+        <w:t></w:t>
+      </w:r>
+      <w:r>
+        <w:rPr>
+          <w:rFonts w:ascii="Times New Roman" w:eastAsia="Times New Roman" w:hAnsi="Times New Roman" w:cs="Times New Roman"/>
+          <w:sz w:val="24"/>
+          <w:szCs w:val="24"/>
+        </w:rPr>
+        <w:t xml:space="preserve">  </w:t>
+      </w:r>
+      <w:r>
+        <w:rPr>
+          <w:rFonts w:ascii="Arial" w:eastAsia="Times New Roman" w:hAnsi="Arial" w:cs="Arial"/>
+          <w:b/>
+          <w:bCs/>
+        </w:rPr>
+        <w:t>Ends with</w:t>
+      </w:r>
+      <w:r>
+        <w:rPr>
+          <w:rFonts w:ascii="Arial" w:eastAsia="Times New Roman" w:hAnsi="Arial" w:cs="Arial"/>
+        </w:rPr>
+        <w:t xml:space="preserve">: Use the </w:t>
+      </w:r>
+      <w:r>
+        <w:rPr>
+          <w:rFonts w:ascii="Courier New" w:eastAsia="Times New Roman" w:hAnsi="Courier New" w:cs="Courier New"/>
+          <w:sz w:val="19"/>
+        </w:rPr>
+        <w:t>$</w:t>
+      </w:r>
+      <w:r>
+        <w:rPr>
+          <w:rFonts w:ascii="Arial" w:eastAsia="Times New Roman" w:hAnsi="Arial" w:cs="Arial"/>
+        </w:rPr>
+        <w:t xml:space="preserve"> anchor.</w:t>
+      </w:r>
+      <w:r>
+        <w:rPr>
+          <w:rFonts w:ascii="Arial" w:eastAsia="Times New Roman" w:hAnsi="Arial" w:cs="Arial"/>
+        </w:rPr>
+        <w:br/>
+      </w:r>
+      <w:r>
+        <w:rPr>
+          <w:rFonts w:ascii="Courier New" w:eastAsia="Times New Roman" w:hAnsi="Courier New" w:cs="Courier New"/>
+          <w:sz w:val="19"/>
+        </w:rPr>
+        <w:t>{ name: { $regex: /e$/ } }</w:t>
+      </w:r>
+      <w:r>
+        <w:rPr>
+          <w:rFonts w:ascii="Arial" w:eastAsia="Times New Roman" w:hAnsi="Arial" w:cs="Arial"/>
+        </w:rPr>
+        <w:t xml:space="preserve"> — Matches "Alice", "Charlie".</w:t>
+      </w:r>
+    </w:p>
+    <w:p>
+      <w:pPr>
+        <w:spacing w:after="240" w:line="240" w:lineRule="auto"/>
+      </w:pPr>
+      <w:r>
+        <w:rPr>
+          <w:rFonts w:ascii="Times New Roman" w:eastAsia="Times New Roman" w:hAnsi="Symbol" w:cs="Times New Roman"/>
+          <w:sz w:val="24"/>
+          <w:szCs w:val="24"/>
+        </w:rPr>
+        <w:t></w:t>
+      </w:r>
+      <w:r>
+        <w:rPr>
+          <w:rFonts w:ascii="Times New Roman" w:eastAsia="Times New Roman" w:hAnsi="Times New Roman" w:cs="Times New Roman"/>
+          <w:sz w:val="24"/>
+          <w:szCs w:val="24"/>
+        </w:rPr>
+        <w:t xml:space="preserve">  </w:t>
+      </w:r>
+      <w:r>
+        <w:rPr>
+          <w:rFonts w:ascii="Arial" w:eastAsia="Times New Roman" w:hAnsi="Arial" w:cs="Arial"/>
+          <w:b/>
+          <w:bCs/>
+        </w:rPr>
+        <w:t>Contains substring</w:t>
+      </w:r>
+      <w:r>
+        <w:rPr>
+          <w:rFonts w:ascii="Arial" w:eastAsia="Times New Roman" w:hAnsi="Arial" w:cs="Arial"/>
+        </w:rPr>
+        <w:t>: Simply provide the text.</w:t>
+      </w:r>
+      <w:r>
+        <w:rPr>
+          <w:rFonts w:ascii="Arial" w:eastAsia="Times New Roman" w:hAnsi="Arial" w:cs="Arial"/>
+        </w:rPr>
+        <w:br/>
+      </w:r>
+      <w:r>
+        <w:rPr>
+          <w:rFonts w:ascii="Courier New" w:eastAsia="Times New Roman" w:hAnsi="Courier New" w:cs="Courier New"/>
+          <w:sz w:val="19"/>
+        </w:rPr>
+        <w:t>{ name: { $regex: /ar/ } }</w:t>
+      </w:r>
+      <w:r>
+        <w:rPr>
+          <w:rFonts w:ascii="Courier New" w:eastAsia="Times New Roman" w:hAnsi="Courier New" w:cs="Courier New"/>
+          <w:sz w:val="19"/>
+        </w:rPr>
+        <w:t xml:space="preserve"> - </w:t>
+      </w:r>
+      <w:r>
+        <w:t>Matches "Charlie", "Mark"</w:t>
+      </w:r>
+    </w:p>
+    <w:p>
+      <w:pPr>
+        <w:spacing w:after="240" w:line="240" w:lineRule="auto"/>
+        <w:rPr>
+          <w:rFonts w:ascii="Times New Roman" w:eastAsia="Times New Roman" w:hAnsi="Times New Roman" w:cs="Times New Roman"/>
+          <w:b/>
+          <w:sz w:val="28"/>
+          <w:szCs w:val="28"/>
+        </w:rPr>
+      </w:pPr>
+      <w:r>
+        <w:lastRenderedPageBreak/>
+        <w:t>=====================================================================================</w:t>
+      </w:r>
     </w:p>
     <w:p>
       <w:pPr>
@@ -14534,6 +14986,745 @@
         </w:rPr>
         <w:t>The following operators can be used to update fields:</w:t>
       </w:r>
+    </w:p>
+    <w:p>
+      <w:pPr>
+        <w:shd w:val="clear" w:color="auto" w:fill="FFFFFF"/>
+        <w:spacing w:after="0" w:line="240" w:lineRule="auto"/>
+        <w:ind w:left="720"/>
+        <w:textAlignment w:val="baseline"/>
+        <w:rPr>
+          <w:rFonts w:ascii="Verdana" w:eastAsia="Times New Roman" w:hAnsi="Verdana" w:cs="Times New Roman"/>
+          <w:b/>
+          <w:bCs/>
+          <w:color w:val="181717"/>
+          <w:sz w:val="23"/>
+          <w:szCs w:val="23"/>
+        </w:rPr>
+      </w:pPr>
+    </w:p>
+    <w:p>
+      <w:pPr>
+        <w:numPr>
+          <w:ilvl w:val="0"/>
+          <w:numId w:val="6"/>
+        </w:numPr>
+        <w:shd w:val="clear" w:color="auto" w:fill="FFFFFF"/>
+        <w:spacing w:after="0" w:line="240" w:lineRule="auto"/>
+        <w:textAlignment w:val="baseline"/>
+        <w:rPr>
+          <w:rFonts w:ascii="Verdana" w:eastAsia="Times New Roman" w:hAnsi="Verdana" w:cs="Times New Roman"/>
+          <w:b/>
+          <w:bCs/>
+          <w:color w:val="181717"/>
+          <w:sz w:val="23"/>
+          <w:szCs w:val="23"/>
+        </w:rPr>
+      </w:pPr>
+      <w:r>
+        <w:rPr>
+          <w:rFonts w:ascii="Courier New" w:eastAsia="Times New Roman" w:hAnsi="Courier New" w:cs="Courier New"/>
+          <w:b/>
+          <w:bCs/>
+          <w:color w:val="DC143C"/>
+          <w:sz w:val="24"/>
+          <w:szCs w:val="24"/>
+          <w:shd w:val="clear" w:color="auto" w:fill="FFFFFF"/>
+        </w:rPr>
+        <w:t>$set</w:t>
+      </w:r>
+      <w:r>
+        <w:rPr>
+          <w:rFonts w:ascii="Verdana" w:eastAsia="Times New Roman" w:hAnsi="Verdana" w:cs="Times New Roman"/>
+          <w:b/>
+          <w:bCs/>
+          <w:color w:val="181717"/>
+          <w:sz w:val="23"/>
+          <w:szCs w:val="23"/>
+          <w:shd w:val="clear" w:color="auto" w:fill="FFFFFF"/>
+        </w:rPr>
+        <w:t>: Sets the value of a field</w:t>
+      </w:r>
+    </w:p>
+    <w:p>
+      <w:pPr>
+        <w:shd w:val="clear" w:color="auto" w:fill="FFFFFF"/>
+        <w:spacing w:after="0" w:line="240" w:lineRule="auto"/>
+        <w:ind w:left="720"/>
+        <w:textAlignment w:val="baseline"/>
+        <w:rPr>
+          <w:rFonts w:ascii="Verdana" w:eastAsia="Times New Roman" w:hAnsi="Verdana" w:cs="Times New Roman"/>
+          <w:b/>
+          <w:bCs/>
+          <w:color w:val="181717"/>
+          <w:sz w:val="23"/>
+          <w:szCs w:val="23"/>
+        </w:rPr>
+      </w:pPr>
+    </w:p>
+    <w:tbl>
+      <w:tblPr>
+        <w:tblW w:w="0" w:type="auto"/>
+        <w:shd w:val="clear" w:color="auto" w:fill="F9FBFA"/>
+        <w:tblCellMar>
+          <w:top w:w="15" w:type="dxa"/>
+          <w:left w:w="15" w:type="dxa"/>
+          <w:bottom w:w="15" w:type="dxa"/>
+          <w:right w:w="15" w:type="dxa"/>
+        </w:tblCellMar>
+        <w:tblLook w:val="04A0"/>
+      </w:tblPr>
+      <w:tblGrid>
+        <w:gridCol w:w="7276"/>
+      </w:tblGrid>
+      <w:tr>
+        <w:tc>
+          <w:tcPr>
+            <w:tcW w:w="0" w:type="auto"/>
+            <w:shd w:val="clear" w:color="auto" w:fill="F9FBFA"/>
+            <w:tcMar>
+              <w:top w:w="0" w:type="dxa"/>
+              <w:left w:w="217" w:type="dxa"/>
+              <w:bottom w:w="0" w:type="dxa"/>
+              <w:right w:w="217" w:type="dxa"/>
+            </w:tcMar>
+            <w:hideMark/>
+          </w:tcPr>
+          <w:p>
+            <w:pPr>
+              <w:spacing w:after="0" w:line="240" w:lineRule="auto"/>
+              <w:rPr>
+                <w:rFonts w:ascii="Courier New" w:eastAsia="Times New Roman" w:hAnsi="Courier New" w:cs="Courier New"/>
+                <w:color w:val="001E2B"/>
+                <w:sz w:val="20"/>
+                <w:szCs w:val="20"/>
+              </w:rPr>
+            </w:pPr>
+            <w:r>
+              <w:rPr>
+                <w:rFonts w:ascii="Courier New" w:eastAsia="Times New Roman" w:hAnsi="Courier New" w:cs="Courier New"/>
+                <w:color w:val="001E2B"/>
+                <w:sz w:val="20"/>
+                <w:szCs w:val="20"/>
+              </w:rPr>
+              <w:t>db.</w:t>
+            </w:r>
+            <w:r>
+              <w:rPr>
+                <w:rFonts w:ascii="Courier New" w:eastAsia="Times New Roman" w:hAnsi="Courier New" w:cs="Courier New"/>
+                <w:color w:val="001E2B"/>
+                <w:sz w:val="20"/>
+              </w:rPr>
+              <w:t>products</w:t>
+            </w:r>
+            <w:r>
+              <w:rPr>
+                <w:rFonts w:ascii="Courier New" w:eastAsia="Times New Roman" w:hAnsi="Courier New" w:cs="Courier New"/>
+                <w:color w:val="001E2B"/>
+                <w:sz w:val="20"/>
+                <w:szCs w:val="20"/>
+              </w:rPr>
+              <w:t>.</w:t>
+            </w:r>
+            <w:r>
+              <w:rPr>
+                <w:rFonts w:ascii="Courier New" w:eastAsia="Times New Roman" w:hAnsi="Courier New" w:cs="Courier New"/>
+                <w:color w:val="016EE9"/>
+                <w:sz w:val="20"/>
+              </w:rPr>
+              <w:t>updateOne</w:t>
+            </w:r>
+            <w:r>
+              <w:rPr>
+                <w:rFonts w:ascii="Courier New" w:eastAsia="Times New Roman" w:hAnsi="Courier New" w:cs="Courier New"/>
+                <w:color w:val="001E2B"/>
+                <w:sz w:val="20"/>
+                <w:szCs w:val="20"/>
+              </w:rPr>
+              <w:t>(</w:t>
+            </w:r>
+          </w:p>
+        </w:tc>
+      </w:tr>
+      <w:tr>
+        <w:tc>
+          <w:tcPr>
+            <w:tcW w:w="0" w:type="auto"/>
+            <w:shd w:val="clear" w:color="auto" w:fill="F9FBFA"/>
+            <w:tcMar>
+              <w:top w:w="0" w:type="dxa"/>
+              <w:left w:w="217" w:type="dxa"/>
+              <w:bottom w:w="0" w:type="dxa"/>
+              <w:right w:w="217" w:type="dxa"/>
+            </w:tcMar>
+            <w:hideMark/>
+          </w:tcPr>
+          <w:p>
+            <w:pPr>
+              <w:spacing w:after="0" w:line="240" w:lineRule="auto"/>
+              <w:rPr>
+                <w:rFonts w:ascii="Courier New" w:eastAsia="Times New Roman" w:hAnsi="Courier New" w:cs="Courier New"/>
+                <w:color w:val="001E2B"/>
+                <w:sz w:val="20"/>
+                <w:szCs w:val="20"/>
+              </w:rPr>
+            </w:pPr>
+            <w:r>
+              <w:rPr>
+                <w:rFonts w:ascii="Courier New" w:eastAsia="Times New Roman" w:hAnsi="Courier New" w:cs="Courier New"/>
+                <w:color w:val="001E2B"/>
+                <w:sz w:val="20"/>
+                <w:szCs w:val="20"/>
+              </w:rPr>
+              <w:t xml:space="preserve">   { </w:t>
+            </w:r>
+            <w:r>
+              <w:rPr>
+                <w:rFonts w:ascii="Courier New" w:eastAsia="Times New Roman" w:hAnsi="Courier New" w:cs="Courier New"/>
+                <w:color w:val="D83713"/>
+                <w:sz w:val="20"/>
+              </w:rPr>
+              <w:t>_id</w:t>
+            </w:r>
+            <w:r>
+              <w:rPr>
+                <w:rFonts w:ascii="Courier New" w:eastAsia="Times New Roman" w:hAnsi="Courier New" w:cs="Courier New"/>
+                <w:color w:val="001E2B"/>
+                <w:sz w:val="20"/>
+                <w:szCs w:val="20"/>
+              </w:rPr>
+              <w:t xml:space="preserve">: </w:t>
+            </w:r>
+            <w:r>
+              <w:rPr>
+                <w:rFonts w:ascii="Courier New" w:eastAsia="Times New Roman" w:hAnsi="Courier New" w:cs="Courier New"/>
+                <w:color w:val="016EE9"/>
+                <w:sz w:val="20"/>
+              </w:rPr>
+              <w:t>100</w:t>
+            </w:r>
+            <w:r>
+              <w:rPr>
+                <w:rFonts w:ascii="Courier New" w:eastAsia="Times New Roman" w:hAnsi="Courier New" w:cs="Courier New"/>
+                <w:color w:val="001E2B"/>
+                <w:sz w:val="20"/>
+                <w:szCs w:val="20"/>
+              </w:rPr>
+              <w:t xml:space="preserve"> },</w:t>
+            </w:r>
+          </w:p>
+        </w:tc>
+      </w:tr>
+      <w:tr>
+        <w:tc>
+          <w:tcPr>
+            <w:tcW w:w="0" w:type="auto"/>
+            <w:shd w:val="clear" w:color="auto" w:fill="F9FBFA"/>
+            <w:tcMar>
+              <w:top w:w="0" w:type="dxa"/>
+              <w:left w:w="217" w:type="dxa"/>
+              <w:bottom w:w="0" w:type="dxa"/>
+              <w:right w:w="217" w:type="dxa"/>
+            </w:tcMar>
+            <w:hideMark/>
+          </w:tcPr>
+          <w:p>
+            <w:pPr>
+              <w:spacing w:after="0" w:line="240" w:lineRule="auto"/>
+              <w:rPr>
+                <w:rFonts w:ascii="Courier New" w:eastAsia="Times New Roman" w:hAnsi="Courier New" w:cs="Courier New"/>
+                <w:color w:val="001E2B"/>
+                <w:sz w:val="20"/>
+                <w:szCs w:val="20"/>
+              </w:rPr>
+            </w:pPr>
+            <w:r>
+              <w:rPr>
+                <w:rFonts w:ascii="Courier New" w:eastAsia="Times New Roman" w:hAnsi="Courier New" w:cs="Courier New"/>
+                <w:color w:val="001E2B"/>
+                <w:sz w:val="20"/>
+                <w:szCs w:val="20"/>
+              </w:rPr>
+              <w:t xml:space="preserve">   { </w:t>
+            </w:r>
+            <w:r>
+              <w:rPr>
+                <w:rFonts w:ascii="Courier New" w:eastAsia="Times New Roman" w:hAnsi="Courier New" w:cs="Courier New"/>
+                <w:color w:val="D83713"/>
+                <w:sz w:val="20"/>
+              </w:rPr>
+              <w:t>$set</w:t>
+            </w:r>
+            <w:r>
+              <w:rPr>
+                <w:rFonts w:ascii="Courier New" w:eastAsia="Times New Roman" w:hAnsi="Courier New" w:cs="Courier New"/>
+                <w:color w:val="001E2B"/>
+                <w:sz w:val="20"/>
+                <w:szCs w:val="20"/>
+              </w:rPr>
+              <w:t>:</w:t>
+            </w:r>
+          </w:p>
+        </w:tc>
+      </w:tr>
+      <w:tr>
+        <w:tc>
+          <w:tcPr>
+            <w:tcW w:w="0" w:type="auto"/>
+            <w:shd w:val="clear" w:color="auto" w:fill="F9FBFA"/>
+            <w:tcMar>
+              <w:top w:w="0" w:type="dxa"/>
+              <w:left w:w="217" w:type="dxa"/>
+              <w:bottom w:w="0" w:type="dxa"/>
+              <w:right w:w="217" w:type="dxa"/>
+            </w:tcMar>
+            <w:hideMark/>
+          </w:tcPr>
+          <w:p>
+            <w:pPr>
+              <w:spacing w:after="0" w:line="240" w:lineRule="auto"/>
+              <w:rPr>
+                <w:rFonts w:ascii="Courier New" w:eastAsia="Times New Roman" w:hAnsi="Courier New" w:cs="Courier New"/>
+                <w:color w:val="001E2B"/>
+                <w:sz w:val="20"/>
+                <w:szCs w:val="20"/>
+              </w:rPr>
+            </w:pPr>
+            <w:r>
+              <w:rPr>
+                <w:rFonts w:ascii="Courier New" w:eastAsia="Times New Roman" w:hAnsi="Courier New" w:cs="Courier New"/>
+                <w:color w:val="001E2B"/>
+                <w:sz w:val="20"/>
+                <w:szCs w:val="20"/>
+              </w:rPr>
+              <w:t xml:space="preserve">      {</w:t>
+            </w:r>
+          </w:p>
+        </w:tc>
+      </w:tr>
+      <w:tr>
+        <w:tc>
+          <w:tcPr>
+            <w:tcW w:w="0" w:type="auto"/>
+            <w:shd w:val="clear" w:color="auto" w:fill="F9FBFA"/>
+            <w:tcMar>
+              <w:top w:w="0" w:type="dxa"/>
+              <w:left w:w="217" w:type="dxa"/>
+              <w:bottom w:w="0" w:type="dxa"/>
+              <w:right w:w="217" w:type="dxa"/>
+            </w:tcMar>
+            <w:hideMark/>
+          </w:tcPr>
+          <w:p>
+            <w:pPr>
+              <w:spacing w:after="0" w:line="240" w:lineRule="auto"/>
+              <w:rPr>
+                <w:rFonts w:ascii="Courier New" w:eastAsia="Times New Roman" w:hAnsi="Courier New" w:cs="Courier New"/>
+                <w:color w:val="001E2B"/>
+                <w:sz w:val="20"/>
+                <w:szCs w:val="20"/>
+              </w:rPr>
+            </w:pPr>
+            <w:r>
+              <w:rPr>
+                <w:rFonts w:ascii="Courier New" w:eastAsia="Times New Roman" w:hAnsi="Courier New" w:cs="Courier New"/>
+                <w:color w:val="001E2B"/>
+                <w:sz w:val="20"/>
+                <w:szCs w:val="20"/>
+              </w:rPr>
+              <w:t xml:space="preserve">        </w:t>
+            </w:r>
+            <w:r>
+              <w:rPr>
+                <w:rFonts w:ascii="Courier New" w:eastAsia="Times New Roman" w:hAnsi="Courier New" w:cs="Courier New"/>
+                <w:color w:val="D83713"/>
+                <w:sz w:val="20"/>
+              </w:rPr>
+              <w:t>quantity</w:t>
+            </w:r>
+            <w:r>
+              <w:rPr>
+                <w:rFonts w:ascii="Courier New" w:eastAsia="Times New Roman" w:hAnsi="Courier New" w:cs="Courier New"/>
+                <w:color w:val="001E2B"/>
+                <w:sz w:val="20"/>
+                <w:szCs w:val="20"/>
+              </w:rPr>
+              <w:t xml:space="preserve">: </w:t>
+            </w:r>
+            <w:r>
+              <w:rPr>
+                <w:rFonts w:ascii="Courier New" w:eastAsia="Times New Roman" w:hAnsi="Courier New" w:cs="Courier New"/>
+                <w:color w:val="016EE9"/>
+                <w:sz w:val="20"/>
+              </w:rPr>
+              <w:t>500</w:t>
+            </w:r>
+            <w:r>
+              <w:rPr>
+                <w:rFonts w:ascii="Courier New" w:eastAsia="Times New Roman" w:hAnsi="Courier New" w:cs="Courier New"/>
+                <w:color w:val="001E2B"/>
+                <w:sz w:val="20"/>
+                <w:szCs w:val="20"/>
+              </w:rPr>
+              <w:t>,</w:t>
+            </w:r>
+          </w:p>
+        </w:tc>
+      </w:tr>
+      <w:tr>
+        <w:tc>
+          <w:tcPr>
+            <w:tcW w:w="0" w:type="auto"/>
+            <w:shd w:val="clear" w:color="auto" w:fill="F9FBFA"/>
+            <w:tcMar>
+              <w:top w:w="0" w:type="dxa"/>
+              <w:left w:w="217" w:type="dxa"/>
+              <w:bottom w:w="0" w:type="dxa"/>
+              <w:right w:w="217" w:type="dxa"/>
+            </w:tcMar>
+            <w:hideMark/>
+          </w:tcPr>
+          <w:p>
+            <w:pPr>
+              <w:spacing w:after="0" w:line="240" w:lineRule="auto"/>
+              <w:rPr>
+                <w:rFonts w:ascii="Courier New" w:eastAsia="Times New Roman" w:hAnsi="Courier New" w:cs="Courier New"/>
+                <w:color w:val="001E2B"/>
+                <w:sz w:val="20"/>
+                <w:szCs w:val="20"/>
+              </w:rPr>
+            </w:pPr>
+            <w:r>
+              <w:rPr>
+                <w:rFonts w:ascii="Courier New" w:eastAsia="Times New Roman" w:hAnsi="Courier New" w:cs="Courier New"/>
+                <w:color w:val="001E2B"/>
+                <w:sz w:val="20"/>
+                <w:szCs w:val="20"/>
+              </w:rPr>
+              <w:t xml:space="preserve">        </w:t>
+            </w:r>
+            <w:r>
+              <w:rPr>
+                <w:rFonts w:ascii="Courier New" w:eastAsia="Times New Roman" w:hAnsi="Courier New" w:cs="Courier New"/>
+                <w:color w:val="D83713"/>
+                <w:sz w:val="20"/>
+              </w:rPr>
+              <w:t>details</w:t>
+            </w:r>
+            <w:r>
+              <w:rPr>
+                <w:rFonts w:ascii="Courier New" w:eastAsia="Times New Roman" w:hAnsi="Courier New" w:cs="Courier New"/>
+                <w:color w:val="001E2B"/>
+                <w:sz w:val="20"/>
+                <w:szCs w:val="20"/>
+              </w:rPr>
+              <w:t xml:space="preserve">: { </w:t>
+            </w:r>
+            <w:r>
+              <w:rPr>
+                <w:rFonts w:ascii="Courier New" w:eastAsia="Times New Roman" w:hAnsi="Courier New" w:cs="Courier New"/>
+                <w:color w:val="D83713"/>
+                <w:sz w:val="20"/>
+              </w:rPr>
+              <w:t>model</w:t>
+            </w:r>
+            <w:r>
+              <w:rPr>
+                <w:rFonts w:ascii="Courier New" w:eastAsia="Times New Roman" w:hAnsi="Courier New" w:cs="Courier New"/>
+                <w:color w:val="001E2B"/>
+                <w:sz w:val="20"/>
+                <w:szCs w:val="20"/>
+              </w:rPr>
+              <w:t xml:space="preserve">: </w:t>
+            </w:r>
+            <w:r>
+              <w:rPr>
+                <w:rFonts w:ascii="Courier New" w:eastAsia="Times New Roman" w:hAnsi="Courier New" w:cs="Courier New"/>
+                <w:b/>
+                <w:bCs/>
+                <w:color w:val="12824D"/>
+                <w:sz w:val="20"/>
+              </w:rPr>
+              <w:t>"2600"</w:t>
+            </w:r>
+            <w:r>
+              <w:rPr>
+                <w:rFonts w:ascii="Courier New" w:eastAsia="Times New Roman" w:hAnsi="Courier New" w:cs="Courier New"/>
+                <w:color w:val="001E2B"/>
+                <w:sz w:val="20"/>
+                <w:szCs w:val="20"/>
+              </w:rPr>
+              <w:t xml:space="preserve">, </w:t>
+            </w:r>
+            <w:r>
+              <w:rPr>
+                <w:rFonts w:ascii="Courier New" w:eastAsia="Times New Roman" w:hAnsi="Courier New" w:cs="Courier New"/>
+                <w:color w:val="D83713"/>
+                <w:sz w:val="20"/>
+              </w:rPr>
+              <w:t>make</w:t>
+            </w:r>
+            <w:r>
+              <w:rPr>
+                <w:rFonts w:ascii="Courier New" w:eastAsia="Times New Roman" w:hAnsi="Courier New" w:cs="Courier New"/>
+                <w:color w:val="001E2B"/>
+                <w:sz w:val="20"/>
+                <w:szCs w:val="20"/>
+              </w:rPr>
+              <w:t xml:space="preserve">: </w:t>
+            </w:r>
+            <w:r>
+              <w:rPr>
+                <w:rFonts w:ascii="Courier New" w:eastAsia="Times New Roman" w:hAnsi="Courier New" w:cs="Courier New"/>
+                <w:b/>
+                <w:bCs/>
+                <w:color w:val="12824D"/>
+                <w:sz w:val="20"/>
+              </w:rPr>
+              <w:t>"Fashionaires"</w:t>
+            </w:r>
+            <w:r>
+              <w:rPr>
+                <w:rFonts w:ascii="Courier New" w:eastAsia="Times New Roman" w:hAnsi="Courier New" w:cs="Courier New"/>
+                <w:color w:val="001E2B"/>
+                <w:sz w:val="20"/>
+                <w:szCs w:val="20"/>
+              </w:rPr>
+              <w:t xml:space="preserve"> },</w:t>
+            </w:r>
+          </w:p>
+        </w:tc>
+      </w:tr>
+      <w:tr>
+        <w:tc>
+          <w:tcPr>
+            <w:tcW w:w="0" w:type="auto"/>
+            <w:shd w:val="clear" w:color="auto" w:fill="F9FBFA"/>
+            <w:tcMar>
+              <w:top w:w="0" w:type="dxa"/>
+              <w:left w:w="217" w:type="dxa"/>
+              <w:bottom w:w="0" w:type="dxa"/>
+              <w:right w:w="217" w:type="dxa"/>
+            </w:tcMar>
+            <w:hideMark/>
+          </w:tcPr>
+          <w:p>
+            <w:pPr>
+              <w:spacing w:after="0" w:line="240" w:lineRule="auto"/>
+              <w:rPr>
+                <w:rFonts w:ascii="Courier New" w:eastAsia="Times New Roman" w:hAnsi="Courier New" w:cs="Courier New"/>
+                <w:color w:val="001E2B"/>
+                <w:sz w:val="20"/>
+                <w:szCs w:val="20"/>
+              </w:rPr>
+            </w:pPr>
+            <w:r>
+              <w:rPr>
+                <w:rFonts w:ascii="Courier New" w:eastAsia="Times New Roman" w:hAnsi="Courier New" w:cs="Courier New"/>
+                <w:color w:val="001E2B"/>
+                <w:sz w:val="20"/>
+                <w:szCs w:val="20"/>
+              </w:rPr>
+              <w:t xml:space="preserve">        </w:t>
+            </w:r>
+            <w:r>
+              <w:rPr>
+                <w:rFonts w:ascii="Courier New" w:eastAsia="Times New Roman" w:hAnsi="Courier New" w:cs="Courier New"/>
+                <w:color w:val="D83713"/>
+                <w:sz w:val="20"/>
+              </w:rPr>
+              <w:t>tags</w:t>
+            </w:r>
+            <w:r>
+              <w:rPr>
+                <w:rFonts w:ascii="Courier New" w:eastAsia="Times New Roman" w:hAnsi="Courier New" w:cs="Courier New"/>
+                <w:color w:val="001E2B"/>
+                <w:sz w:val="20"/>
+                <w:szCs w:val="20"/>
+              </w:rPr>
+              <w:t xml:space="preserve">: [ </w:t>
+            </w:r>
+            <w:r>
+              <w:rPr>
+                <w:rFonts w:ascii="Courier New" w:eastAsia="Times New Roman" w:hAnsi="Courier New" w:cs="Courier New"/>
+                <w:b/>
+                <w:bCs/>
+                <w:color w:val="12824D"/>
+                <w:sz w:val="20"/>
+              </w:rPr>
+              <w:t>"coats"</w:t>
+            </w:r>
+            <w:r>
+              <w:rPr>
+                <w:rFonts w:ascii="Courier New" w:eastAsia="Times New Roman" w:hAnsi="Courier New" w:cs="Courier New"/>
+                <w:color w:val="001E2B"/>
+                <w:sz w:val="20"/>
+                <w:szCs w:val="20"/>
+              </w:rPr>
+              <w:t xml:space="preserve">, </w:t>
+            </w:r>
+            <w:r>
+              <w:rPr>
+                <w:rFonts w:ascii="Courier New" w:eastAsia="Times New Roman" w:hAnsi="Courier New" w:cs="Courier New"/>
+                <w:b/>
+                <w:bCs/>
+                <w:color w:val="12824D"/>
+                <w:sz w:val="20"/>
+              </w:rPr>
+              <w:t>"outerwear"</w:t>
+            </w:r>
+            <w:r>
+              <w:rPr>
+                <w:rFonts w:ascii="Courier New" w:eastAsia="Times New Roman" w:hAnsi="Courier New" w:cs="Courier New"/>
+                <w:color w:val="001E2B"/>
+                <w:sz w:val="20"/>
+                <w:szCs w:val="20"/>
+              </w:rPr>
+              <w:t xml:space="preserve">, </w:t>
+            </w:r>
+            <w:r>
+              <w:rPr>
+                <w:rFonts w:ascii="Courier New" w:eastAsia="Times New Roman" w:hAnsi="Courier New" w:cs="Courier New"/>
+                <w:b/>
+                <w:bCs/>
+                <w:color w:val="12824D"/>
+                <w:sz w:val="20"/>
+              </w:rPr>
+              <w:t>"clothing"</w:t>
+            </w:r>
+            <w:r>
+              <w:rPr>
+                <w:rFonts w:ascii="Courier New" w:eastAsia="Times New Roman" w:hAnsi="Courier New" w:cs="Courier New"/>
+                <w:color w:val="001E2B"/>
+                <w:sz w:val="20"/>
+                <w:szCs w:val="20"/>
+              </w:rPr>
+              <w:t xml:space="preserve"> ]</w:t>
+            </w:r>
+          </w:p>
+        </w:tc>
+      </w:tr>
+      <w:tr>
+        <w:tc>
+          <w:tcPr>
+            <w:tcW w:w="0" w:type="auto"/>
+            <w:shd w:val="clear" w:color="auto" w:fill="F9FBFA"/>
+            <w:tcMar>
+              <w:top w:w="0" w:type="dxa"/>
+              <w:left w:w="217" w:type="dxa"/>
+              <w:bottom w:w="0" w:type="dxa"/>
+              <w:right w:w="217" w:type="dxa"/>
+            </w:tcMar>
+            <w:hideMark/>
+          </w:tcPr>
+          <w:p>
+            <w:pPr>
+              <w:spacing w:after="0" w:line="240" w:lineRule="auto"/>
+              <w:rPr>
+                <w:rFonts w:ascii="Courier New" w:eastAsia="Times New Roman" w:hAnsi="Courier New" w:cs="Courier New"/>
+                <w:color w:val="001E2B"/>
+                <w:sz w:val="20"/>
+                <w:szCs w:val="20"/>
+              </w:rPr>
+            </w:pPr>
+            <w:r>
+              <w:rPr>
+                <w:rFonts w:ascii="Courier New" w:eastAsia="Times New Roman" w:hAnsi="Courier New" w:cs="Courier New"/>
+                <w:color w:val="001E2B"/>
+                <w:sz w:val="20"/>
+                <w:szCs w:val="20"/>
+              </w:rPr>
+              <w:t xml:space="preserve">      }</w:t>
+            </w:r>
+          </w:p>
+        </w:tc>
+      </w:tr>
+      <w:tr>
+        <w:tc>
+          <w:tcPr>
+            <w:tcW w:w="0" w:type="auto"/>
+            <w:shd w:val="clear" w:color="auto" w:fill="F9FBFA"/>
+            <w:tcMar>
+              <w:top w:w="0" w:type="dxa"/>
+              <w:left w:w="217" w:type="dxa"/>
+              <w:bottom w:w="0" w:type="dxa"/>
+              <w:right w:w="217" w:type="dxa"/>
+            </w:tcMar>
+            <w:hideMark/>
+          </w:tcPr>
+          <w:p>
+            <w:pPr>
+              <w:spacing w:after="0" w:line="240" w:lineRule="auto"/>
+              <w:rPr>
+                <w:rFonts w:ascii="Courier New" w:eastAsia="Times New Roman" w:hAnsi="Courier New" w:cs="Courier New"/>
+                <w:color w:val="001E2B"/>
+                <w:sz w:val="20"/>
+                <w:szCs w:val="20"/>
+              </w:rPr>
+            </w:pPr>
+            <w:r>
+              <w:rPr>
+                <w:rFonts w:ascii="Courier New" w:eastAsia="Times New Roman" w:hAnsi="Courier New" w:cs="Courier New"/>
+                <w:color w:val="001E2B"/>
+                <w:sz w:val="20"/>
+                <w:szCs w:val="20"/>
+              </w:rPr>
+              <w:t xml:space="preserve">   }</w:t>
+            </w:r>
+          </w:p>
+        </w:tc>
+      </w:tr>
+      <w:tr>
+        <w:tc>
+          <w:tcPr>
+            <w:tcW w:w="0" w:type="auto"/>
+            <w:shd w:val="clear" w:color="auto" w:fill="F9FBFA"/>
+            <w:tcMar>
+              <w:top w:w="0" w:type="dxa"/>
+              <w:left w:w="217" w:type="dxa"/>
+              <w:bottom w:w="0" w:type="dxa"/>
+              <w:right w:w="217" w:type="dxa"/>
+            </w:tcMar>
+            <w:hideMark/>
+          </w:tcPr>
+          <w:p>
+            <w:pPr>
+              <w:spacing w:after="0" w:line="240" w:lineRule="auto"/>
+              <w:rPr>
+                <w:rFonts w:ascii="Courier New" w:eastAsia="Times New Roman" w:hAnsi="Courier New" w:cs="Courier New"/>
+                <w:color w:val="001E2B"/>
+                <w:sz w:val="20"/>
+                <w:szCs w:val="20"/>
+              </w:rPr>
+            </w:pPr>
+            <w:r>
+              <w:rPr>
+                <w:rFonts w:ascii="Courier New" w:eastAsia="Times New Roman" w:hAnsi="Courier New" w:cs="Courier New"/>
+                <w:color w:val="001E2B"/>
+                <w:sz w:val="20"/>
+                <w:szCs w:val="20"/>
+              </w:rPr>
+              <w:t>)</w:t>
+            </w:r>
+          </w:p>
+        </w:tc>
+      </w:tr>
+    </w:tbl>
+    <w:p>
+      <w:pPr>
+        <w:shd w:val="clear" w:color="auto" w:fill="FFFFFF"/>
+        <w:spacing w:before="220" w:after="0" w:line="240" w:lineRule="auto"/>
+        <w:ind w:left="720"/>
+        <w:textAlignment w:val="baseline"/>
+        <w:rPr>
+          <w:rFonts w:ascii="Verdana" w:eastAsia="Times New Roman" w:hAnsi="Verdana" w:cs="Times New Roman"/>
+          <w:b/>
+          <w:bCs/>
+          <w:color w:val="181717"/>
+          <w:sz w:val="23"/>
+          <w:szCs w:val="23"/>
+        </w:rPr>
+      </w:pPr>
     </w:p>
     <w:p>
       <w:pPr>
@@ -14578,6 +15769,749 @@
         <w:t>: Sets the field value to the current date</w:t>
       </w:r>
     </w:p>
+    <w:tbl>
+      <w:tblPr>
+        <w:tblW w:w="0" w:type="auto"/>
+        <w:shd w:val="clear" w:color="auto" w:fill="F9FBFA"/>
+        <w:tblCellMar>
+          <w:top w:w="15" w:type="dxa"/>
+          <w:left w:w="15" w:type="dxa"/>
+          <w:bottom w:w="15" w:type="dxa"/>
+          <w:right w:w="15" w:type="dxa"/>
+        </w:tblCellMar>
+        <w:tblLook w:val="04A0"/>
+      </w:tblPr>
+      <w:tblGrid>
+        <w:gridCol w:w="6555"/>
+      </w:tblGrid>
+      <w:tr>
+        <w:tc>
+          <w:tcPr>
+            <w:tcW w:w="0" w:type="auto"/>
+            <w:shd w:val="clear" w:color="auto" w:fill="F9FBFA"/>
+            <w:tcMar>
+              <w:top w:w="0" w:type="dxa"/>
+              <w:left w:w="217" w:type="dxa"/>
+              <w:bottom w:w="0" w:type="dxa"/>
+              <w:right w:w="217" w:type="dxa"/>
+            </w:tcMar>
+            <w:hideMark/>
+          </w:tcPr>
+          <w:p>
+            <w:pPr>
+              <w:spacing w:after="0" w:line="240" w:lineRule="auto"/>
+              <w:rPr>
+                <w:rFonts w:ascii="Courier New" w:eastAsia="Times New Roman" w:hAnsi="Courier New" w:cs="Courier New"/>
+                <w:color w:val="001E2B"/>
+                <w:sz w:val="20"/>
+                <w:szCs w:val="20"/>
+              </w:rPr>
+            </w:pPr>
+            <w:r>
+              <w:rPr>
+                <w:rFonts w:ascii="Courier New" w:eastAsia="Times New Roman" w:hAnsi="Courier New" w:cs="Courier New"/>
+                <w:color w:val="001E2B"/>
+                <w:sz w:val="20"/>
+                <w:szCs w:val="20"/>
+              </w:rPr>
+              <w:t>db.</w:t>
+            </w:r>
+            <w:r>
+              <w:rPr>
+                <w:rFonts w:ascii="Courier New" w:eastAsia="Times New Roman" w:hAnsi="Courier New" w:cs="Courier New"/>
+                <w:color w:val="001E2B"/>
+                <w:sz w:val="20"/>
+              </w:rPr>
+              <w:t>customers</w:t>
+            </w:r>
+            <w:r>
+              <w:rPr>
+                <w:rFonts w:ascii="Courier New" w:eastAsia="Times New Roman" w:hAnsi="Courier New" w:cs="Courier New"/>
+                <w:color w:val="001E2B"/>
+                <w:sz w:val="20"/>
+                <w:szCs w:val="20"/>
+              </w:rPr>
+              <w:t>.</w:t>
+            </w:r>
+            <w:r>
+              <w:rPr>
+                <w:rFonts w:ascii="Courier New" w:eastAsia="Times New Roman" w:hAnsi="Courier New" w:cs="Courier New"/>
+                <w:color w:val="016EE9"/>
+                <w:sz w:val="20"/>
+              </w:rPr>
+              <w:t>updateOne</w:t>
+            </w:r>
+            <w:r>
+              <w:rPr>
+                <w:rFonts w:ascii="Courier New" w:eastAsia="Times New Roman" w:hAnsi="Courier New" w:cs="Courier New"/>
+                <w:color w:val="001E2B"/>
+                <w:sz w:val="20"/>
+                <w:szCs w:val="20"/>
+              </w:rPr>
+              <w:t>(</w:t>
+            </w:r>
+          </w:p>
+        </w:tc>
+      </w:tr>
+      <w:tr>
+        <w:tc>
+          <w:tcPr>
+            <w:tcW w:w="0" w:type="auto"/>
+            <w:shd w:val="clear" w:color="auto" w:fill="F9FBFA"/>
+            <w:tcMar>
+              <w:top w:w="0" w:type="dxa"/>
+              <w:left w:w="217" w:type="dxa"/>
+              <w:bottom w:w="0" w:type="dxa"/>
+              <w:right w:w="217" w:type="dxa"/>
+            </w:tcMar>
+            <w:hideMark/>
+          </w:tcPr>
+          <w:p>
+            <w:pPr>
+              <w:spacing w:after="0" w:line="240" w:lineRule="auto"/>
+              <w:rPr>
+                <w:rFonts w:ascii="Courier New" w:eastAsia="Times New Roman" w:hAnsi="Courier New" w:cs="Courier New"/>
+                <w:color w:val="001E2B"/>
+                <w:sz w:val="20"/>
+                <w:szCs w:val="20"/>
+              </w:rPr>
+            </w:pPr>
+            <w:r>
+              <w:rPr>
+                <w:rFonts w:ascii="Courier New" w:eastAsia="Times New Roman" w:hAnsi="Courier New" w:cs="Courier New"/>
+                <w:color w:val="001E2B"/>
+                <w:sz w:val="20"/>
+                <w:szCs w:val="20"/>
+              </w:rPr>
+              <w:t xml:space="preserve">   { </w:t>
+            </w:r>
+            <w:r>
+              <w:rPr>
+                <w:rFonts w:ascii="Courier New" w:eastAsia="Times New Roman" w:hAnsi="Courier New" w:cs="Courier New"/>
+                <w:color w:val="D83713"/>
+                <w:sz w:val="20"/>
+              </w:rPr>
+              <w:t>_id</w:t>
+            </w:r>
+            <w:r>
+              <w:rPr>
+                <w:rFonts w:ascii="Courier New" w:eastAsia="Times New Roman" w:hAnsi="Courier New" w:cs="Courier New"/>
+                <w:color w:val="001E2B"/>
+                <w:sz w:val="20"/>
+                <w:szCs w:val="20"/>
+              </w:rPr>
+              <w:t xml:space="preserve">: </w:t>
+            </w:r>
+            <w:r>
+              <w:rPr>
+                <w:rFonts w:ascii="Courier New" w:eastAsia="Times New Roman" w:hAnsi="Courier New" w:cs="Courier New"/>
+                <w:color w:val="016EE9"/>
+                <w:sz w:val="20"/>
+              </w:rPr>
+              <w:t>1</w:t>
+            </w:r>
+            <w:r>
+              <w:rPr>
+                <w:rFonts w:ascii="Courier New" w:eastAsia="Times New Roman" w:hAnsi="Courier New" w:cs="Courier New"/>
+                <w:color w:val="001E2B"/>
+                <w:sz w:val="20"/>
+                <w:szCs w:val="20"/>
+              </w:rPr>
+              <w:t xml:space="preserve"> },</w:t>
+            </w:r>
+          </w:p>
+        </w:tc>
+      </w:tr>
+      <w:tr>
+        <w:tc>
+          <w:tcPr>
+            <w:tcW w:w="0" w:type="auto"/>
+            <w:shd w:val="clear" w:color="auto" w:fill="F9FBFA"/>
+            <w:tcMar>
+              <w:top w:w="0" w:type="dxa"/>
+              <w:left w:w="217" w:type="dxa"/>
+              <w:bottom w:w="0" w:type="dxa"/>
+              <w:right w:w="217" w:type="dxa"/>
+            </w:tcMar>
+            <w:hideMark/>
+          </w:tcPr>
+          <w:p>
+            <w:pPr>
+              <w:spacing w:after="0" w:line="240" w:lineRule="auto"/>
+              <w:rPr>
+                <w:rFonts w:ascii="Courier New" w:eastAsia="Times New Roman" w:hAnsi="Courier New" w:cs="Courier New"/>
+                <w:color w:val="001E2B"/>
+                <w:sz w:val="20"/>
+                <w:szCs w:val="20"/>
+              </w:rPr>
+            </w:pPr>
+            <w:r>
+              <w:rPr>
+                <w:rFonts w:ascii="Courier New" w:eastAsia="Times New Roman" w:hAnsi="Courier New" w:cs="Courier New"/>
+                <w:color w:val="001E2B"/>
+                <w:sz w:val="20"/>
+                <w:szCs w:val="20"/>
+              </w:rPr>
+              <w:t xml:space="preserve">   {</w:t>
+            </w:r>
+          </w:p>
+        </w:tc>
+      </w:tr>
+      <w:tr>
+        <w:tc>
+          <w:tcPr>
+            <w:tcW w:w="0" w:type="auto"/>
+            <w:shd w:val="clear" w:color="auto" w:fill="F9FBFA"/>
+            <w:tcMar>
+              <w:top w:w="0" w:type="dxa"/>
+              <w:left w:w="217" w:type="dxa"/>
+              <w:bottom w:w="0" w:type="dxa"/>
+              <w:right w:w="217" w:type="dxa"/>
+            </w:tcMar>
+            <w:hideMark/>
+          </w:tcPr>
+          <w:p>
+            <w:pPr>
+              <w:spacing w:after="0" w:line="240" w:lineRule="auto"/>
+              <w:rPr>
+                <w:rFonts w:ascii="Courier New" w:eastAsia="Times New Roman" w:hAnsi="Courier New" w:cs="Courier New"/>
+                <w:color w:val="001E2B"/>
+                <w:sz w:val="20"/>
+                <w:szCs w:val="20"/>
+              </w:rPr>
+            </w:pPr>
+            <w:r>
+              <w:rPr>
+                <w:rFonts w:ascii="Courier New" w:eastAsia="Times New Roman" w:hAnsi="Courier New" w:cs="Courier New"/>
+                <w:color w:val="001E2B"/>
+                <w:sz w:val="20"/>
+                <w:szCs w:val="20"/>
+              </w:rPr>
+              <w:t xml:space="preserve">     </w:t>
+            </w:r>
+            <w:r>
+              <w:rPr>
+                <w:rFonts w:ascii="Courier New" w:eastAsia="Times New Roman" w:hAnsi="Courier New" w:cs="Courier New"/>
+                <w:color w:val="D83713"/>
+                <w:sz w:val="20"/>
+              </w:rPr>
+              <w:t>$currentDate</w:t>
+            </w:r>
+            <w:r>
+              <w:rPr>
+                <w:rFonts w:ascii="Courier New" w:eastAsia="Times New Roman" w:hAnsi="Courier New" w:cs="Courier New"/>
+                <w:color w:val="001E2B"/>
+                <w:sz w:val="20"/>
+                <w:szCs w:val="20"/>
+              </w:rPr>
+              <w:t>: {</w:t>
+            </w:r>
+          </w:p>
+        </w:tc>
+      </w:tr>
+      <w:tr>
+        <w:tc>
+          <w:tcPr>
+            <w:tcW w:w="0" w:type="auto"/>
+            <w:shd w:val="clear" w:color="auto" w:fill="F9FBFA"/>
+            <w:tcMar>
+              <w:top w:w="0" w:type="dxa"/>
+              <w:left w:w="217" w:type="dxa"/>
+              <w:bottom w:w="0" w:type="dxa"/>
+              <w:right w:w="217" w:type="dxa"/>
+            </w:tcMar>
+            <w:hideMark/>
+          </w:tcPr>
+          <w:p>
+            <w:pPr>
+              <w:spacing w:after="0" w:line="240" w:lineRule="auto"/>
+              <w:rPr>
+                <w:rFonts w:ascii="Courier New" w:eastAsia="Times New Roman" w:hAnsi="Courier New" w:cs="Courier New"/>
+                <w:color w:val="001E2B"/>
+                <w:sz w:val="20"/>
+                <w:szCs w:val="20"/>
+              </w:rPr>
+            </w:pPr>
+            <w:r>
+              <w:rPr>
+                <w:rFonts w:ascii="Courier New" w:eastAsia="Times New Roman" w:hAnsi="Courier New" w:cs="Courier New"/>
+                <w:color w:val="001E2B"/>
+                <w:sz w:val="20"/>
+                <w:szCs w:val="20"/>
+              </w:rPr>
+              <w:t xml:space="preserve">        </w:t>
+            </w:r>
+            <w:r>
+              <w:rPr>
+                <w:rFonts w:ascii="Courier New" w:eastAsia="Times New Roman" w:hAnsi="Courier New" w:cs="Courier New"/>
+                <w:color w:val="D83713"/>
+                <w:sz w:val="20"/>
+              </w:rPr>
+              <w:t>lastModified</w:t>
+            </w:r>
+            <w:r>
+              <w:rPr>
+                <w:rFonts w:ascii="Courier New" w:eastAsia="Times New Roman" w:hAnsi="Courier New" w:cs="Courier New"/>
+                <w:color w:val="001E2B"/>
+                <w:sz w:val="20"/>
+                <w:szCs w:val="20"/>
+              </w:rPr>
+              <w:t xml:space="preserve">: </w:t>
+            </w:r>
+            <w:r>
+              <w:rPr>
+                <w:rFonts w:ascii="Courier New" w:eastAsia="Times New Roman" w:hAnsi="Courier New" w:cs="Courier New"/>
+                <w:color w:val="016EE9"/>
+                <w:sz w:val="20"/>
+              </w:rPr>
+              <w:t>true</w:t>
+            </w:r>
+            <w:r>
+              <w:rPr>
+                <w:rFonts w:ascii="Courier New" w:eastAsia="Times New Roman" w:hAnsi="Courier New" w:cs="Courier New"/>
+                <w:color w:val="001E2B"/>
+                <w:sz w:val="20"/>
+                <w:szCs w:val="20"/>
+              </w:rPr>
+              <w:t>,</w:t>
+            </w:r>
+          </w:p>
+        </w:tc>
+      </w:tr>
+      <w:tr>
+        <w:tc>
+          <w:tcPr>
+            <w:tcW w:w="0" w:type="auto"/>
+            <w:shd w:val="clear" w:color="auto" w:fill="F9FBFA"/>
+            <w:tcMar>
+              <w:top w:w="0" w:type="dxa"/>
+              <w:left w:w="217" w:type="dxa"/>
+              <w:bottom w:w="0" w:type="dxa"/>
+              <w:right w:w="217" w:type="dxa"/>
+            </w:tcMar>
+            <w:hideMark/>
+          </w:tcPr>
+          <w:p>
+            <w:pPr>
+              <w:spacing w:after="0" w:line="240" w:lineRule="auto"/>
+              <w:rPr>
+                <w:rFonts w:ascii="Courier New" w:eastAsia="Times New Roman" w:hAnsi="Courier New" w:cs="Courier New"/>
+                <w:color w:val="001E2B"/>
+                <w:sz w:val="20"/>
+                <w:szCs w:val="20"/>
+              </w:rPr>
+            </w:pPr>
+            <w:r>
+              <w:rPr>
+                <w:rFonts w:ascii="Courier New" w:eastAsia="Times New Roman" w:hAnsi="Courier New" w:cs="Courier New"/>
+                <w:color w:val="001E2B"/>
+                <w:sz w:val="20"/>
+                <w:szCs w:val="20"/>
+              </w:rPr>
+              <w:t xml:space="preserve">        </w:t>
+            </w:r>
+            <w:r>
+              <w:rPr>
+                <w:rFonts w:ascii="Courier New" w:eastAsia="Times New Roman" w:hAnsi="Courier New" w:cs="Courier New"/>
+                <w:b/>
+                <w:bCs/>
+                <w:color w:val="12824D"/>
+                <w:sz w:val="20"/>
+              </w:rPr>
+              <w:t>"cancellation.date"</w:t>
+            </w:r>
+            <w:r>
+              <w:rPr>
+                <w:rFonts w:ascii="Courier New" w:eastAsia="Times New Roman" w:hAnsi="Courier New" w:cs="Courier New"/>
+                <w:color w:val="001E2B"/>
+                <w:sz w:val="20"/>
+                <w:szCs w:val="20"/>
+              </w:rPr>
+              <w:t xml:space="preserve">: { </w:t>
+            </w:r>
+            <w:r>
+              <w:rPr>
+                <w:rFonts w:ascii="Courier New" w:eastAsia="Times New Roman" w:hAnsi="Courier New" w:cs="Courier New"/>
+                <w:color w:val="D83713"/>
+                <w:sz w:val="20"/>
+              </w:rPr>
+              <w:t>$type</w:t>
+            </w:r>
+            <w:r>
+              <w:rPr>
+                <w:rFonts w:ascii="Courier New" w:eastAsia="Times New Roman" w:hAnsi="Courier New" w:cs="Courier New"/>
+                <w:color w:val="001E2B"/>
+                <w:sz w:val="20"/>
+                <w:szCs w:val="20"/>
+              </w:rPr>
+              <w:t xml:space="preserve">: </w:t>
+            </w:r>
+            <w:r>
+              <w:rPr>
+                <w:rFonts w:ascii="Courier New" w:eastAsia="Times New Roman" w:hAnsi="Courier New" w:cs="Courier New"/>
+                <w:b/>
+                <w:bCs/>
+                <w:color w:val="12824D"/>
+                <w:sz w:val="20"/>
+              </w:rPr>
+              <w:t>"timestamp"</w:t>
+            </w:r>
+            <w:r>
+              <w:rPr>
+                <w:rFonts w:ascii="Courier New" w:eastAsia="Times New Roman" w:hAnsi="Courier New" w:cs="Courier New"/>
+                <w:color w:val="001E2B"/>
+                <w:sz w:val="20"/>
+                <w:szCs w:val="20"/>
+              </w:rPr>
+              <w:t xml:space="preserve"> }</w:t>
+            </w:r>
+          </w:p>
+        </w:tc>
+      </w:tr>
+      <w:tr>
+        <w:tc>
+          <w:tcPr>
+            <w:tcW w:w="0" w:type="auto"/>
+            <w:shd w:val="clear" w:color="auto" w:fill="F9FBFA"/>
+            <w:tcMar>
+              <w:top w:w="0" w:type="dxa"/>
+              <w:left w:w="217" w:type="dxa"/>
+              <w:bottom w:w="0" w:type="dxa"/>
+              <w:right w:w="217" w:type="dxa"/>
+            </w:tcMar>
+            <w:hideMark/>
+          </w:tcPr>
+          <w:p>
+            <w:pPr>
+              <w:spacing w:after="0" w:line="240" w:lineRule="auto"/>
+              <w:rPr>
+                <w:rFonts w:ascii="Courier New" w:eastAsia="Times New Roman" w:hAnsi="Courier New" w:cs="Courier New"/>
+                <w:color w:val="001E2B"/>
+                <w:sz w:val="20"/>
+                <w:szCs w:val="20"/>
+              </w:rPr>
+            </w:pPr>
+            <w:r>
+              <w:rPr>
+                <w:rFonts w:ascii="Courier New" w:eastAsia="Times New Roman" w:hAnsi="Courier New" w:cs="Courier New"/>
+                <w:color w:val="001E2B"/>
+                <w:sz w:val="20"/>
+                <w:szCs w:val="20"/>
+              </w:rPr>
+              <w:t xml:space="preserve">     },</w:t>
+            </w:r>
+          </w:p>
+        </w:tc>
+      </w:tr>
+      <w:tr>
+        <w:tc>
+          <w:tcPr>
+            <w:tcW w:w="0" w:type="auto"/>
+            <w:shd w:val="clear" w:color="auto" w:fill="F9FBFA"/>
+            <w:tcMar>
+              <w:top w:w="0" w:type="dxa"/>
+              <w:left w:w="217" w:type="dxa"/>
+              <w:bottom w:w="0" w:type="dxa"/>
+              <w:right w:w="217" w:type="dxa"/>
+            </w:tcMar>
+            <w:hideMark/>
+          </w:tcPr>
+          <w:p>
+            <w:pPr>
+              <w:spacing w:after="0" w:line="240" w:lineRule="auto"/>
+              <w:rPr>
+                <w:rFonts w:ascii="Courier New" w:eastAsia="Times New Roman" w:hAnsi="Courier New" w:cs="Courier New"/>
+                <w:color w:val="001E2B"/>
+                <w:sz w:val="20"/>
+                <w:szCs w:val="20"/>
+              </w:rPr>
+            </w:pPr>
+            <w:r>
+              <w:rPr>
+                <w:rFonts w:ascii="Courier New" w:eastAsia="Times New Roman" w:hAnsi="Courier New" w:cs="Courier New"/>
+                <w:color w:val="001E2B"/>
+                <w:sz w:val="20"/>
+                <w:szCs w:val="20"/>
+              </w:rPr>
+              <w:t xml:space="preserve">     </w:t>
+            </w:r>
+            <w:r>
+              <w:rPr>
+                <w:rFonts w:ascii="Courier New" w:eastAsia="Times New Roman" w:hAnsi="Courier New" w:cs="Courier New"/>
+                <w:color w:val="D83713"/>
+                <w:sz w:val="20"/>
+              </w:rPr>
+              <w:t>$set</w:t>
+            </w:r>
+            <w:r>
+              <w:rPr>
+                <w:rFonts w:ascii="Courier New" w:eastAsia="Times New Roman" w:hAnsi="Courier New" w:cs="Courier New"/>
+                <w:color w:val="001E2B"/>
+                <w:sz w:val="20"/>
+                <w:szCs w:val="20"/>
+              </w:rPr>
+              <w:t>: {</w:t>
+            </w:r>
+          </w:p>
+        </w:tc>
+      </w:tr>
+      <w:tr>
+        <w:tc>
+          <w:tcPr>
+            <w:tcW w:w="0" w:type="auto"/>
+            <w:shd w:val="clear" w:color="auto" w:fill="F9FBFA"/>
+            <w:tcMar>
+              <w:top w:w="0" w:type="dxa"/>
+              <w:left w:w="217" w:type="dxa"/>
+              <w:bottom w:w="0" w:type="dxa"/>
+              <w:right w:w="217" w:type="dxa"/>
+            </w:tcMar>
+            <w:hideMark/>
+          </w:tcPr>
+          <w:p>
+            <w:pPr>
+              <w:spacing w:after="0" w:line="240" w:lineRule="auto"/>
+              <w:rPr>
+                <w:rFonts w:ascii="Courier New" w:eastAsia="Times New Roman" w:hAnsi="Courier New" w:cs="Courier New"/>
+                <w:color w:val="001E2B"/>
+                <w:sz w:val="20"/>
+                <w:szCs w:val="20"/>
+              </w:rPr>
+            </w:pPr>
+            <w:r>
+              <w:rPr>
+                <w:rFonts w:ascii="Courier New" w:eastAsia="Times New Roman" w:hAnsi="Courier New" w:cs="Courier New"/>
+                <w:color w:val="001E2B"/>
+                <w:sz w:val="20"/>
+                <w:szCs w:val="20"/>
+              </w:rPr>
+              <w:t xml:space="preserve">        </w:t>
+            </w:r>
+            <w:r>
+              <w:rPr>
+                <w:rFonts w:ascii="Courier New" w:eastAsia="Times New Roman" w:hAnsi="Courier New" w:cs="Courier New"/>
+                <w:b/>
+                <w:bCs/>
+                <w:color w:val="12824D"/>
+                <w:sz w:val="20"/>
+              </w:rPr>
+              <w:t>"cancellation.reason"</w:t>
+            </w:r>
+            <w:r>
+              <w:rPr>
+                <w:rFonts w:ascii="Courier New" w:eastAsia="Times New Roman" w:hAnsi="Courier New" w:cs="Courier New"/>
+                <w:color w:val="001E2B"/>
+                <w:sz w:val="20"/>
+                <w:szCs w:val="20"/>
+              </w:rPr>
+              <w:t xml:space="preserve">: </w:t>
+            </w:r>
+            <w:r>
+              <w:rPr>
+                <w:rFonts w:ascii="Courier New" w:eastAsia="Times New Roman" w:hAnsi="Courier New" w:cs="Courier New"/>
+                <w:b/>
+                <w:bCs/>
+                <w:color w:val="12824D"/>
+                <w:sz w:val="20"/>
+              </w:rPr>
+              <w:t>"user request"</w:t>
+            </w:r>
+            <w:r>
+              <w:rPr>
+                <w:rFonts w:ascii="Courier New" w:eastAsia="Times New Roman" w:hAnsi="Courier New" w:cs="Courier New"/>
+                <w:color w:val="001E2B"/>
+                <w:sz w:val="20"/>
+                <w:szCs w:val="20"/>
+              </w:rPr>
+              <w:t>,</w:t>
+            </w:r>
+          </w:p>
+        </w:tc>
+      </w:tr>
+      <w:tr>
+        <w:tc>
+          <w:tcPr>
+            <w:tcW w:w="0" w:type="auto"/>
+            <w:shd w:val="clear" w:color="auto" w:fill="F9FBFA"/>
+            <w:tcMar>
+              <w:top w:w="0" w:type="dxa"/>
+              <w:left w:w="217" w:type="dxa"/>
+              <w:bottom w:w="0" w:type="dxa"/>
+              <w:right w:w="217" w:type="dxa"/>
+            </w:tcMar>
+            <w:hideMark/>
+          </w:tcPr>
+          <w:p>
+            <w:pPr>
+              <w:spacing w:after="0" w:line="240" w:lineRule="auto"/>
+              <w:rPr>
+                <w:rFonts w:ascii="Courier New" w:eastAsia="Times New Roman" w:hAnsi="Courier New" w:cs="Courier New"/>
+                <w:color w:val="001E2B"/>
+                <w:sz w:val="20"/>
+                <w:szCs w:val="20"/>
+              </w:rPr>
+            </w:pPr>
+            <w:r>
+              <w:rPr>
+                <w:rFonts w:ascii="Courier New" w:eastAsia="Times New Roman" w:hAnsi="Courier New" w:cs="Courier New"/>
+                <w:color w:val="001E2B"/>
+                <w:sz w:val="20"/>
+                <w:szCs w:val="20"/>
+              </w:rPr>
+              <w:t xml:space="preserve">        </w:t>
+            </w:r>
+            <w:r>
+              <w:rPr>
+                <w:rFonts w:ascii="Courier New" w:eastAsia="Times New Roman" w:hAnsi="Courier New" w:cs="Courier New"/>
+                <w:color w:val="D83713"/>
+                <w:sz w:val="20"/>
+              </w:rPr>
+              <w:t>status</w:t>
+            </w:r>
+            <w:r>
+              <w:rPr>
+                <w:rFonts w:ascii="Courier New" w:eastAsia="Times New Roman" w:hAnsi="Courier New" w:cs="Courier New"/>
+                <w:color w:val="001E2B"/>
+                <w:sz w:val="20"/>
+                <w:szCs w:val="20"/>
+              </w:rPr>
+              <w:t xml:space="preserve">: </w:t>
+            </w:r>
+            <w:r>
+              <w:rPr>
+                <w:rFonts w:ascii="Courier New" w:eastAsia="Times New Roman" w:hAnsi="Courier New" w:cs="Courier New"/>
+                <w:b/>
+                <w:bCs/>
+                <w:color w:val="12824D"/>
+                <w:sz w:val="20"/>
+              </w:rPr>
+              <w:t>"D"</w:t>
+            </w:r>
+          </w:p>
+        </w:tc>
+      </w:tr>
+      <w:tr>
+        <w:tc>
+          <w:tcPr>
+            <w:tcW w:w="0" w:type="auto"/>
+            <w:shd w:val="clear" w:color="auto" w:fill="F9FBFA"/>
+            <w:tcMar>
+              <w:top w:w="0" w:type="dxa"/>
+              <w:left w:w="217" w:type="dxa"/>
+              <w:bottom w:w="0" w:type="dxa"/>
+              <w:right w:w="217" w:type="dxa"/>
+            </w:tcMar>
+            <w:hideMark/>
+          </w:tcPr>
+          <w:p>
+            <w:pPr>
+              <w:spacing w:after="0" w:line="240" w:lineRule="auto"/>
+              <w:rPr>
+                <w:rFonts w:ascii="Courier New" w:eastAsia="Times New Roman" w:hAnsi="Courier New" w:cs="Courier New"/>
+                <w:color w:val="001E2B"/>
+                <w:sz w:val="20"/>
+                <w:szCs w:val="20"/>
+              </w:rPr>
+            </w:pPr>
+            <w:r>
+              <w:rPr>
+                <w:rFonts w:ascii="Courier New" w:eastAsia="Times New Roman" w:hAnsi="Courier New" w:cs="Courier New"/>
+                <w:color w:val="001E2B"/>
+                <w:sz w:val="20"/>
+                <w:szCs w:val="20"/>
+              </w:rPr>
+              <w:t xml:space="preserve">     }</w:t>
+            </w:r>
+          </w:p>
+        </w:tc>
+      </w:tr>
+      <w:tr>
+        <w:tc>
+          <w:tcPr>
+            <w:tcW w:w="0" w:type="auto"/>
+            <w:shd w:val="clear" w:color="auto" w:fill="F9FBFA"/>
+            <w:tcMar>
+              <w:top w:w="0" w:type="dxa"/>
+              <w:left w:w="217" w:type="dxa"/>
+              <w:bottom w:w="0" w:type="dxa"/>
+              <w:right w:w="217" w:type="dxa"/>
+            </w:tcMar>
+            <w:hideMark/>
+          </w:tcPr>
+          <w:p>
+            <w:pPr>
+              <w:spacing w:after="0" w:line="240" w:lineRule="auto"/>
+              <w:rPr>
+                <w:rFonts w:ascii="Courier New" w:eastAsia="Times New Roman" w:hAnsi="Courier New" w:cs="Courier New"/>
+                <w:color w:val="001E2B"/>
+                <w:sz w:val="20"/>
+                <w:szCs w:val="20"/>
+              </w:rPr>
+            </w:pPr>
+            <w:r>
+              <w:rPr>
+                <w:rFonts w:ascii="Courier New" w:eastAsia="Times New Roman" w:hAnsi="Courier New" w:cs="Courier New"/>
+                <w:color w:val="001E2B"/>
+                <w:sz w:val="20"/>
+                <w:szCs w:val="20"/>
+              </w:rPr>
+              <w:t xml:space="preserve">   }</w:t>
+            </w:r>
+          </w:p>
+        </w:tc>
+      </w:tr>
+      <w:tr>
+        <w:tc>
+          <w:tcPr>
+            <w:tcW w:w="0" w:type="auto"/>
+            <w:shd w:val="clear" w:color="auto" w:fill="F9FBFA"/>
+            <w:tcMar>
+              <w:top w:w="0" w:type="dxa"/>
+              <w:left w:w="217" w:type="dxa"/>
+              <w:bottom w:w="0" w:type="dxa"/>
+              <w:right w:w="217" w:type="dxa"/>
+            </w:tcMar>
+            <w:hideMark/>
+          </w:tcPr>
+          <w:p>
+            <w:pPr>
+              <w:spacing w:after="0" w:line="240" w:lineRule="auto"/>
+              <w:rPr>
+                <w:rFonts w:ascii="Courier New" w:eastAsia="Times New Roman" w:hAnsi="Courier New" w:cs="Courier New"/>
+                <w:color w:val="001E2B"/>
+                <w:sz w:val="20"/>
+                <w:szCs w:val="20"/>
+              </w:rPr>
+            </w:pPr>
+            <w:r>
+              <w:rPr>
+                <w:rFonts w:ascii="Courier New" w:eastAsia="Times New Roman" w:hAnsi="Courier New" w:cs="Courier New"/>
+                <w:color w:val="001E2B"/>
+                <w:sz w:val="20"/>
+                <w:szCs w:val="20"/>
+              </w:rPr>
+              <w:t>)</w:t>
+            </w:r>
+          </w:p>
+        </w:tc>
+      </w:tr>
+    </w:tbl>
+    <w:p>
+      <w:pPr>
+        <w:shd w:val="clear" w:color="auto" w:fill="FFFFFF"/>
+        <w:spacing w:before="220" w:after="0" w:line="240" w:lineRule="auto"/>
+        <w:ind w:left="720"/>
+        <w:textAlignment w:val="baseline"/>
+        <w:rPr>
+          <w:rFonts w:ascii="Verdana" w:eastAsia="Times New Roman" w:hAnsi="Verdana" w:cs="Times New Roman"/>
+          <w:b/>
+          <w:bCs/>
+          <w:color w:val="181717"/>
+          <w:sz w:val="23"/>
+          <w:szCs w:val="23"/>
+        </w:rPr>
+      </w:pPr>
+    </w:p>
     <w:p>
       <w:pPr>
         <w:numPr>
@@ -14662,50 +16596,6 @@
           <w:shd w:val="clear" w:color="auto" w:fill="FFFFFF"/>
         </w:rPr>
         <w:t>: Renames the field</w:t>
-      </w:r>
-    </w:p>
-    <w:p>
-      <w:pPr>
-        <w:numPr>
-          <w:ilvl w:val="0"/>
-          <w:numId w:val="6"/>
-        </w:numPr>
-        <w:shd w:val="clear" w:color="auto" w:fill="FFFFFF"/>
-        <w:spacing w:after="0" w:line="240" w:lineRule="auto"/>
-        <w:textAlignment w:val="baseline"/>
-        <w:rPr>
-          <w:rFonts w:ascii="Verdana" w:eastAsia="Times New Roman" w:hAnsi="Verdana" w:cs="Times New Roman"/>
-          <w:b/>
-          <w:bCs/>
-          <w:color w:val="181717"/>
-          <w:sz w:val="23"/>
-          <w:szCs w:val="23"/>
-        </w:rPr>
-      </w:pPr>
-      <w:r>
-        <w:rPr>
-          <w:rFonts w:ascii="Courier New" w:eastAsia="Times New Roman" w:hAnsi="Courier New" w:cs="Courier New"/>
-          <w:b/>
-          <w:bCs/>
-          <w:color w:val="DC143C"/>
-          <w:sz w:val="24"/>
-          <w:szCs w:val="24"/>
-          <w:shd w:val="clear" w:color="auto" w:fill="FFFFFF"/>
-        </w:rPr>
-        <w:lastRenderedPageBreak/>
-        <w:t>$set</w:t>
-      </w:r>
-      <w:r>
-        <w:rPr>
-          <w:rFonts w:ascii="Verdana" w:eastAsia="Times New Roman" w:hAnsi="Verdana" w:cs="Times New Roman"/>
-          <w:b/>
-          <w:bCs/>
-          <w:color w:val="181717"/>
-          <w:sz w:val="23"/>
-          <w:szCs w:val="23"/>
-          <w:shd w:val="clear" w:color="auto" w:fill="FFFFFF"/>
-        </w:rPr>
-        <w:t>: Sets the value of a field</w:t>
       </w:r>
     </w:p>
     <w:p>
@@ -14757,22 +16647,75 @@
         <w:spacing w:before="160" w:after="0" w:line="240" w:lineRule="auto"/>
         <w:outlineLvl w:val="2"/>
         <w:rPr>
-          <w:rFonts w:ascii="Times New Roman" w:eastAsia="Times New Roman" w:hAnsi="Times New Roman" w:cs="Times New Roman"/>
-          <w:b/>
-          <w:bCs/>
-          <w:sz w:val="27"/>
-          <w:szCs w:val="27"/>
-        </w:rPr>
-      </w:pPr>
-      <w:r>
-        <w:rPr>
           <w:rFonts w:ascii="Arial" w:eastAsia="Times New Roman" w:hAnsi="Arial" w:cs="Arial"/>
           <w:color w:val="181717"/>
           <w:sz w:val="36"/>
           <w:szCs w:val="36"/>
           <w:shd w:val="clear" w:color="auto" w:fill="FFFFFF"/>
         </w:rPr>
+      </w:pPr>
+    </w:p>
+    <w:p>
+      <w:pPr>
+        <w:shd w:val="clear" w:color="auto" w:fill="FFFFFF"/>
+        <w:spacing w:before="160" w:after="0" w:line="240" w:lineRule="auto"/>
+        <w:outlineLvl w:val="2"/>
+        <w:rPr>
+          <w:rFonts w:ascii="Arial" w:eastAsia="Times New Roman" w:hAnsi="Arial" w:cs="Arial"/>
+          <w:color w:val="181717"/>
+          <w:sz w:val="36"/>
+          <w:szCs w:val="36"/>
+          <w:shd w:val="clear" w:color="auto" w:fill="FFFFFF"/>
+        </w:rPr>
+      </w:pPr>
+    </w:p>
+    <w:p>
+      <w:pPr>
+        <w:shd w:val="clear" w:color="auto" w:fill="FFFFFF"/>
+        <w:spacing w:before="160" w:after="0" w:line="240" w:lineRule="auto"/>
+        <w:outlineLvl w:val="2"/>
+        <w:rPr>
+          <w:rFonts w:ascii="Arial" w:eastAsia="Times New Roman" w:hAnsi="Arial" w:cs="Arial"/>
+          <w:color w:val="181717"/>
+          <w:sz w:val="36"/>
+          <w:szCs w:val="36"/>
+          <w:shd w:val="clear" w:color="auto" w:fill="FFFFFF"/>
+        </w:rPr>
+      </w:pPr>
+    </w:p>
+    <w:p>
+      <w:pPr>
+        <w:shd w:val="clear" w:color="auto" w:fill="FFFFFF"/>
+        <w:spacing w:before="160" w:after="0" w:line="240" w:lineRule="auto"/>
+        <w:outlineLvl w:val="2"/>
+        <w:rPr>
+          <w:rFonts w:ascii="Times New Roman" w:eastAsia="Times New Roman" w:hAnsi="Times New Roman" w:cs="Times New Roman"/>
+          <w:b/>
+          <w:bCs/>
+          <w:sz w:val="27"/>
+          <w:szCs w:val="27"/>
+        </w:rPr>
+      </w:pPr>
+      <w:r>
+        <w:rPr>
+          <w:rFonts w:ascii="Arial" w:eastAsia="Times New Roman" w:hAnsi="Arial" w:cs="Arial"/>
+          <w:color w:val="181717"/>
+          <w:sz w:val="36"/>
+          <w:szCs w:val="36"/>
+          <w:shd w:val="clear" w:color="auto" w:fill="FFFFFF"/>
+        </w:rPr>
+        <w:lastRenderedPageBreak/>
         <w:t>Array</w:t>
+      </w:r>
+      <w:r>
+        <w:rPr>
+          <w:rFonts w:ascii="Arial" w:eastAsia="Times New Roman" w:hAnsi="Arial" w:cs="Arial"/>
+          <w:color w:val="181717"/>
+          <w:sz w:val="36"/>
+          <w:szCs w:val="36"/>
+          <w:shd w:val="clear" w:color="auto" w:fill="FFFFFF"/>
+        </w:rPr>
+        <w:t xml:space="preserve"> update</w:t>
       </w:r>
     </w:p>
     <w:p>
@@ -14970,6 +16913,695 @@
         <w:t>: Adds an element to an array</w:t>
       </w:r>
     </w:p>
+    <w:p>
+      <w:pPr>
+        <w:shd w:val="clear" w:color="auto" w:fill="FFFFFF"/>
+        <w:spacing w:after="220" w:line="240" w:lineRule="auto"/>
+        <w:textAlignment w:val="baseline"/>
+        <w:rPr>
+          <w:rFonts w:ascii="Verdana" w:eastAsia="Times New Roman" w:hAnsi="Verdana" w:cs="Times New Roman"/>
+          <w:b/>
+          <w:bCs/>
+          <w:color w:val="181717"/>
+          <w:sz w:val="23"/>
+          <w:szCs w:val="23"/>
+        </w:rPr>
+      </w:pPr>
+      <w:r>
+        <w:rPr>
+          <w:rFonts w:ascii="Courier New" w:hAnsi="Courier New" w:cs="Courier New"/>
+          <w:color w:val="001E2B"/>
+          <w:sz w:val="20"/>
+          <w:szCs w:val="20"/>
+          <w:shd w:val="clear" w:color="auto" w:fill="F9FBFA"/>
+        </w:rPr>
+        <w:t>db.</w:t>
+      </w:r>
+      <w:r>
+        <w:rPr>
+          <w:rStyle w:val="lg-highlight-property"/>
+          <w:rFonts w:ascii="Courier New" w:hAnsi="Courier New" w:cs="Courier New"/>
+          <w:color w:val="001E2B"/>
+          <w:sz w:val="20"/>
+          <w:szCs w:val="20"/>
+          <w:shd w:val="clear" w:color="auto" w:fill="F9FBFA"/>
+        </w:rPr>
+        <w:t>students</w:t>
+      </w:r>
+      <w:r>
+        <w:rPr>
+          <w:rFonts w:ascii="Courier New" w:hAnsi="Courier New" w:cs="Courier New"/>
+          <w:color w:val="001E2B"/>
+          <w:sz w:val="20"/>
+          <w:szCs w:val="20"/>
+          <w:shd w:val="clear" w:color="auto" w:fill="F9FBFA"/>
+        </w:rPr>
+        <w:t>.</w:t>
+      </w:r>
+      <w:r>
+        <w:rPr>
+          <w:rStyle w:val="lg-highlight-title"/>
+          <w:rFonts w:ascii="Courier New" w:hAnsi="Courier New" w:cs="Courier New"/>
+          <w:color w:val="016EE9"/>
+          <w:sz w:val="20"/>
+          <w:szCs w:val="20"/>
+          <w:shd w:val="clear" w:color="auto" w:fill="F9FBFA"/>
+        </w:rPr>
+        <w:t>insertOne</w:t>
+      </w:r>
+      <w:r>
+        <w:rPr>
+          <w:rFonts w:ascii="Courier New" w:hAnsi="Courier New" w:cs="Courier New"/>
+          <w:color w:val="001E2B"/>
+          <w:sz w:val="20"/>
+          <w:szCs w:val="20"/>
+          <w:shd w:val="clear" w:color="auto" w:fill="F9FBFA"/>
+        </w:rPr>
+        <w:t xml:space="preserve">( { </w:t>
+      </w:r>
+      <w:r>
+        <w:rPr>
+          <w:rStyle w:val="lg-highlight-attr"/>
+          <w:rFonts w:ascii="Courier New" w:hAnsi="Courier New" w:cs="Courier New"/>
+          <w:color w:val="D83713"/>
+          <w:sz w:val="20"/>
+          <w:szCs w:val="20"/>
+          <w:shd w:val="clear" w:color="auto" w:fill="F9FBFA"/>
+        </w:rPr>
+        <w:t>_id</w:t>
+      </w:r>
+      <w:r>
+        <w:rPr>
+          <w:rFonts w:ascii="Courier New" w:hAnsi="Courier New" w:cs="Courier New"/>
+          <w:color w:val="001E2B"/>
+          <w:sz w:val="20"/>
+          <w:szCs w:val="20"/>
+          <w:shd w:val="clear" w:color="auto" w:fill="F9FBFA"/>
+        </w:rPr>
+        <w:t xml:space="preserve">: </w:t>
+      </w:r>
+      <w:r>
+        <w:rPr>
+          <w:rStyle w:val="lg-highlight-number"/>
+          <w:rFonts w:ascii="Courier New" w:hAnsi="Courier New" w:cs="Courier New"/>
+          <w:color w:val="016EE9"/>
+          <w:sz w:val="20"/>
+          <w:szCs w:val="20"/>
+          <w:shd w:val="clear" w:color="auto" w:fill="F9FBFA"/>
+        </w:rPr>
+        <w:t>1</w:t>
+      </w:r>
+      <w:r>
+        <w:rPr>
+          <w:rFonts w:ascii="Courier New" w:hAnsi="Courier New" w:cs="Courier New"/>
+          <w:color w:val="001E2B"/>
+          <w:sz w:val="20"/>
+          <w:szCs w:val="20"/>
+          <w:shd w:val="clear" w:color="auto" w:fill="F9FBFA"/>
+        </w:rPr>
+        <w:t xml:space="preserve">, </w:t>
+      </w:r>
+      <w:r>
+        <w:rPr>
+          <w:rStyle w:val="lg-highlight-attr"/>
+          <w:rFonts w:ascii="Courier New" w:hAnsi="Courier New" w:cs="Courier New"/>
+          <w:color w:val="D83713"/>
+          <w:sz w:val="20"/>
+          <w:szCs w:val="20"/>
+          <w:shd w:val="clear" w:color="auto" w:fill="F9FBFA"/>
+        </w:rPr>
+        <w:t>scores</w:t>
+      </w:r>
+      <w:r>
+        <w:rPr>
+          <w:rFonts w:ascii="Courier New" w:hAnsi="Courier New" w:cs="Courier New"/>
+          <w:color w:val="001E2B"/>
+          <w:sz w:val="20"/>
+          <w:szCs w:val="20"/>
+          <w:shd w:val="clear" w:color="auto" w:fill="F9FBFA"/>
+        </w:rPr>
+        <w:t xml:space="preserve">: [ </w:t>
+      </w:r>
+      <w:r>
+        <w:rPr>
+          <w:rStyle w:val="lg-highlight-number"/>
+          <w:rFonts w:ascii="Courier New" w:hAnsi="Courier New" w:cs="Courier New"/>
+          <w:color w:val="016EE9"/>
+          <w:sz w:val="20"/>
+          <w:szCs w:val="20"/>
+          <w:shd w:val="clear" w:color="auto" w:fill="F9FBFA"/>
+        </w:rPr>
+        <w:t>44</w:t>
+      </w:r>
+      <w:r>
+        <w:rPr>
+          <w:rFonts w:ascii="Courier New" w:hAnsi="Courier New" w:cs="Courier New"/>
+          <w:color w:val="001E2B"/>
+          <w:sz w:val="20"/>
+          <w:szCs w:val="20"/>
+          <w:shd w:val="clear" w:color="auto" w:fill="F9FBFA"/>
+        </w:rPr>
+        <w:t xml:space="preserve">, </w:t>
+      </w:r>
+      <w:r>
+        <w:rPr>
+          <w:rStyle w:val="lg-highlight-number"/>
+          <w:rFonts w:ascii="Courier New" w:hAnsi="Courier New" w:cs="Courier New"/>
+          <w:color w:val="016EE9"/>
+          <w:sz w:val="20"/>
+          <w:szCs w:val="20"/>
+          <w:shd w:val="clear" w:color="auto" w:fill="F9FBFA"/>
+        </w:rPr>
+        <w:t>78</w:t>
+      </w:r>
+      <w:r>
+        <w:rPr>
+          <w:rFonts w:ascii="Courier New" w:hAnsi="Courier New" w:cs="Courier New"/>
+          <w:color w:val="001E2B"/>
+          <w:sz w:val="20"/>
+          <w:szCs w:val="20"/>
+          <w:shd w:val="clear" w:color="auto" w:fill="F9FBFA"/>
+        </w:rPr>
+        <w:t xml:space="preserve">, </w:t>
+      </w:r>
+      <w:r>
+        <w:rPr>
+          <w:rStyle w:val="lg-highlight-number"/>
+          <w:rFonts w:ascii="Courier New" w:hAnsi="Courier New" w:cs="Courier New"/>
+          <w:color w:val="016EE9"/>
+          <w:sz w:val="20"/>
+          <w:szCs w:val="20"/>
+          <w:shd w:val="clear" w:color="auto" w:fill="F9FBFA"/>
+        </w:rPr>
+        <w:t>38</w:t>
+      </w:r>
+      <w:r>
+        <w:rPr>
+          <w:rFonts w:ascii="Courier New" w:hAnsi="Courier New" w:cs="Courier New"/>
+          <w:color w:val="001E2B"/>
+          <w:sz w:val="20"/>
+          <w:szCs w:val="20"/>
+          <w:shd w:val="clear" w:color="auto" w:fill="F9FBFA"/>
+        </w:rPr>
+        <w:t xml:space="preserve">, </w:t>
+      </w:r>
+      <w:r>
+        <w:rPr>
+          <w:rStyle w:val="lg-highlight-number"/>
+          <w:rFonts w:ascii="Courier New" w:hAnsi="Courier New" w:cs="Courier New"/>
+          <w:color w:val="016EE9"/>
+          <w:sz w:val="20"/>
+          <w:szCs w:val="20"/>
+          <w:shd w:val="clear" w:color="auto" w:fill="F9FBFA"/>
+        </w:rPr>
+        <w:t>80</w:t>
+      </w:r>
+      <w:r>
+        <w:rPr>
+          <w:rFonts w:ascii="Courier New" w:hAnsi="Courier New" w:cs="Courier New"/>
+          <w:color w:val="001E2B"/>
+          <w:sz w:val="20"/>
+          <w:szCs w:val="20"/>
+          <w:shd w:val="clear" w:color="auto" w:fill="F9FBFA"/>
+        </w:rPr>
+        <w:t xml:space="preserve"> ] } )</w:t>
+      </w:r>
+    </w:p>
+    <w:tbl>
+      <w:tblPr>
+        <w:tblW w:w="0" w:type="auto"/>
+        <w:shd w:val="clear" w:color="auto" w:fill="F9FBFA"/>
+        <w:tblCellMar>
+          <w:top w:w="15" w:type="dxa"/>
+          <w:left w:w="15" w:type="dxa"/>
+          <w:bottom w:w="15" w:type="dxa"/>
+          <w:right w:w="15" w:type="dxa"/>
+        </w:tblCellMar>
+        <w:tblLook w:val="04A0"/>
+      </w:tblPr>
+      <w:tblGrid>
+        <w:gridCol w:w="3795"/>
+      </w:tblGrid>
+      <w:tr>
+        <w:tc>
+          <w:tcPr>
+            <w:tcW w:w="0" w:type="auto"/>
+            <w:shd w:val="clear" w:color="auto" w:fill="F9FBFA"/>
+            <w:tcMar>
+              <w:top w:w="0" w:type="dxa"/>
+              <w:left w:w="217" w:type="dxa"/>
+              <w:bottom w:w="0" w:type="dxa"/>
+              <w:right w:w="217" w:type="dxa"/>
+            </w:tcMar>
+            <w:hideMark/>
+          </w:tcPr>
+          <w:p>
+            <w:pPr>
+              <w:spacing w:after="0" w:line="240" w:lineRule="auto"/>
+              <w:rPr>
+                <w:rFonts w:ascii="Courier New" w:eastAsia="Times New Roman" w:hAnsi="Courier New" w:cs="Courier New"/>
+                <w:color w:val="001E2B"/>
+                <w:sz w:val="20"/>
+                <w:szCs w:val="20"/>
+              </w:rPr>
+            </w:pPr>
+            <w:r>
+              <w:rPr>
+                <w:rFonts w:ascii="Courier New" w:eastAsia="Times New Roman" w:hAnsi="Courier New" w:cs="Courier New"/>
+                <w:color w:val="001E2B"/>
+                <w:sz w:val="20"/>
+                <w:szCs w:val="20"/>
+              </w:rPr>
+              <w:t>db.</w:t>
+            </w:r>
+            <w:r>
+              <w:rPr>
+                <w:rFonts w:ascii="Courier New" w:eastAsia="Times New Roman" w:hAnsi="Courier New" w:cs="Courier New"/>
+                <w:color w:val="001E2B"/>
+                <w:sz w:val="20"/>
+              </w:rPr>
+              <w:t>students</w:t>
+            </w:r>
+            <w:r>
+              <w:rPr>
+                <w:rFonts w:ascii="Courier New" w:eastAsia="Times New Roman" w:hAnsi="Courier New" w:cs="Courier New"/>
+                <w:color w:val="001E2B"/>
+                <w:sz w:val="20"/>
+                <w:szCs w:val="20"/>
+              </w:rPr>
+              <w:t>.</w:t>
+            </w:r>
+            <w:r>
+              <w:rPr>
+                <w:rFonts w:ascii="Courier New" w:eastAsia="Times New Roman" w:hAnsi="Courier New" w:cs="Courier New"/>
+                <w:color w:val="016EE9"/>
+                <w:sz w:val="20"/>
+              </w:rPr>
+              <w:t>updateOne</w:t>
+            </w:r>
+            <w:r>
+              <w:rPr>
+                <w:rFonts w:ascii="Courier New" w:eastAsia="Times New Roman" w:hAnsi="Courier New" w:cs="Courier New"/>
+                <w:color w:val="001E2B"/>
+                <w:sz w:val="20"/>
+                <w:szCs w:val="20"/>
+              </w:rPr>
+              <w:t>(</w:t>
+            </w:r>
+          </w:p>
+        </w:tc>
+      </w:tr>
+      <w:tr>
+        <w:tc>
+          <w:tcPr>
+            <w:tcW w:w="0" w:type="auto"/>
+            <w:shd w:val="clear" w:color="auto" w:fill="F9FBFA"/>
+            <w:tcMar>
+              <w:top w:w="0" w:type="dxa"/>
+              <w:left w:w="217" w:type="dxa"/>
+              <w:bottom w:w="0" w:type="dxa"/>
+              <w:right w:w="217" w:type="dxa"/>
+            </w:tcMar>
+            <w:hideMark/>
+          </w:tcPr>
+          <w:p>
+            <w:pPr>
+              <w:spacing w:after="0" w:line="240" w:lineRule="auto"/>
+              <w:rPr>
+                <w:rFonts w:ascii="Courier New" w:eastAsia="Times New Roman" w:hAnsi="Courier New" w:cs="Courier New"/>
+                <w:color w:val="001E2B"/>
+                <w:sz w:val="20"/>
+                <w:szCs w:val="20"/>
+              </w:rPr>
+            </w:pPr>
+            <w:r>
+              <w:rPr>
+                <w:rFonts w:ascii="Courier New" w:eastAsia="Times New Roman" w:hAnsi="Courier New" w:cs="Courier New"/>
+                <w:color w:val="001E2B"/>
+                <w:sz w:val="20"/>
+                <w:szCs w:val="20"/>
+              </w:rPr>
+              <w:t xml:space="preserve">   { </w:t>
+            </w:r>
+            <w:r>
+              <w:rPr>
+                <w:rFonts w:ascii="Courier New" w:eastAsia="Times New Roman" w:hAnsi="Courier New" w:cs="Courier New"/>
+                <w:color w:val="D83713"/>
+                <w:sz w:val="20"/>
+              </w:rPr>
+              <w:t>_id</w:t>
+            </w:r>
+            <w:r>
+              <w:rPr>
+                <w:rFonts w:ascii="Courier New" w:eastAsia="Times New Roman" w:hAnsi="Courier New" w:cs="Courier New"/>
+                <w:color w:val="001E2B"/>
+                <w:sz w:val="20"/>
+                <w:szCs w:val="20"/>
+              </w:rPr>
+              <w:t xml:space="preserve">: </w:t>
+            </w:r>
+            <w:r>
+              <w:rPr>
+                <w:rFonts w:ascii="Courier New" w:eastAsia="Times New Roman" w:hAnsi="Courier New" w:cs="Courier New"/>
+                <w:color w:val="016EE9"/>
+                <w:sz w:val="20"/>
+              </w:rPr>
+              <w:t>1</w:t>
+            </w:r>
+            <w:r>
+              <w:rPr>
+                <w:rFonts w:ascii="Courier New" w:eastAsia="Times New Roman" w:hAnsi="Courier New" w:cs="Courier New"/>
+                <w:color w:val="001E2B"/>
+                <w:sz w:val="20"/>
+                <w:szCs w:val="20"/>
+              </w:rPr>
+              <w:t xml:space="preserve"> },</w:t>
+            </w:r>
+          </w:p>
+        </w:tc>
+      </w:tr>
+      <w:tr>
+        <w:tc>
+          <w:tcPr>
+            <w:tcW w:w="0" w:type="auto"/>
+            <w:shd w:val="clear" w:color="auto" w:fill="F9FBFA"/>
+            <w:tcMar>
+              <w:top w:w="0" w:type="dxa"/>
+              <w:left w:w="217" w:type="dxa"/>
+              <w:bottom w:w="0" w:type="dxa"/>
+              <w:right w:w="217" w:type="dxa"/>
+            </w:tcMar>
+            <w:hideMark/>
+          </w:tcPr>
+          <w:p>
+            <w:pPr>
+              <w:spacing w:after="0" w:line="240" w:lineRule="auto"/>
+              <w:rPr>
+                <w:rFonts w:ascii="Courier New" w:eastAsia="Times New Roman" w:hAnsi="Courier New" w:cs="Courier New"/>
+                <w:color w:val="001E2B"/>
+                <w:sz w:val="20"/>
+                <w:szCs w:val="20"/>
+              </w:rPr>
+            </w:pPr>
+            <w:r>
+              <w:rPr>
+                <w:rFonts w:ascii="Courier New" w:eastAsia="Times New Roman" w:hAnsi="Courier New" w:cs="Courier New"/>
+                <w:color w:val="001E2B"/>
+                <w:sz w:val="20"/>
+                <w:szCs w:val="20"/>
+              </w:rPr>
+              <w:t xml:space="preserve">   { </w:t>
+            </w:r>
+            <w:r>
+              <w:rPr>
+                <w:rFonts w:ascii="Courier New" w:eastAsia="Times New Roman" w:hAnsi="Courier New" w:cs="Courier New"/>
+                <w:color w:val="D83713"/>
+                <w:sz w:val="20"/>
+              </w:rPr>
+              <w:t>$push</w:t>
+            </w:r>
+            <w:r>
+              <w:rPr>
+                <w:rFonts w:ascii="Courier New" w:eastAsia="Times New Roman" w:hAnsi="Courier New" w:cs="Courier New"/>
+                <w:color w:val="001E2B"/>
+                <w:sz w:val="20"/>
+                <w:szCs w:val="20"/>
+              </w:rPr>
+              <w:t xml:space="preserve">: { </w:t>
+            </w:r>
+            <w:r>
+              <w:rPr>
+                <w:rFonts w:ascii="Courier New" w:eastAsia="Times New Roman" w:hAnsi="Courier New" w:cs="Courier New"/>
+                <w:color w:val="D83713"/>
+                <w:sz w:val="20"/>
+              </w:rPr>
+              <w:t>scores</w:t>
+            </w:r>
+            <w:r>
+              <w:rPr>
+                <w:rFonts w:ascii="Courier New" w:eastAsia="Times New Roman" w:hAnsi="Courier New" w:cs="Courier New"/>
+                <w:color w:val="001E2B"/>
+                <w:sz w:val="20"/>
+                <w:szCs w:val="20"/>
+              </w:rPr>
+              <w:t xml:space="preserve">: </w:t>
+            </w:r>
+            <w:r>
+              <w:rPr>
+                <w:rFonts w:ascii="Courier New" w:eastAsia="Times New Roman" w:hAnsi="Courier New" w:cs="Courier New"/>
+                <w:color w:val="016EE9"/>
+                <w:sz w:val="20"/>
+              </w:rPr>
+              <w:t>89</w:t>
+            </w:r>
+            <w:r>
+              <w:rPr>
+                <w:rFonts w:ascii="Courier New" w:eastAsia="Times New Roman" w:hAnsi="Courier New" w:cs="Courier New"/>
+                <w:color w:val="001E2B"/>
+                <w:sz w:val="20"/>
+                <w:szCs w:val="20"/>
+              </w:rPr>
+              <w:t xml:space="preserve"> } }</w:t>
+            </w:r>
+          </w:p>
+        </w:tc>
+      </w:tr>
+      <w:tr>
+        <w:tc>
+          <w:tcPr>
+            <w:tcW w:w="0" w:type="auto"/>
+            <w:shd w:val="clear" w:color="auto" w:fill="F9FBFA"/>
+            <w:tcMar>
+              <w:top w:w="0" w:type="dxa"/>
+              <w:left w:w="217" w:type="dxa"/>
+              <w:bottom w:w="0" w:type="dxa"/>
+              <w:right w:w="217" w:type="dxa"/>
+            </w:tcMar>
+            <w:hideMark/>
+          </w:tcPr>
+          <w:p>
+            <w:pPr>
+              <w:spacing w:after="0" w:line="240" w:lineRule="auto"/>
+              <w:rPr>
+                <w:rFonts w:ascii="Courier New" w:eastAsia="Times New Roman" w:hAnsi="Courier New" w:cs="Courier New"/>
+                <w:color w:val="001E2B"/>
+                <w:sz w:val="20"/>
+                <w:szCs w:val="20"/>
+              </w:rPr>
+            </w:pPr>
+            <w:r>
+              <w:rPr>
+                <w:rFonts w:ascii="Courier New" w:eastAsia="Times New Roman" w:hAnsi="Courier New" w:cs="Courier New"/>
+                <w:color w:val="001E2B"/>
+                <w:sz w:val="20"/>
+                <w:szCs w:val="20"/>
+              </w:rPr>
+              <w:t>)</w:t>
+            </w:r>
+          </w:p>
+        </w:tc>
+      </w:tr>
+    </w:tbl>
+    <w:p>
+      <w:pPr>
+        <w:shd w:val="clear" w:color="auto" w:fill="FFFFFF"/>
+        <w:spacing w:before="100" w:beforeAutospacing="1" w:after="217" w:line="380" w:lineRule="atLeast"/>
+        <w:rPr>
+          <w:rFonts w:ascii="Helvetica" w:eastAsia="Times New Roman" w:hAnsi="Helvetica" w:cs="Helvetica"/>
+          <w:color w:val="001E2B"/>
+        </w:rPr>
+      </w:pPr>
+      <w:r>
+        <w:rPr>
+          <w:rFonts w:ascii="Helvetica" w:eastAsia="Times New Roman" w:hAnsi="Helvetica" w:cs="Helvetica"/>
+          <w:color w:val="001E2B"/>
+        </w:rPr>
+        <w:t>Example output:</w:t>
+      </w:r>
+    </w:p>
+    <w:tbl>
+      <w:tblPr>
+        <w:tblW w:w="0" w:type="auto"/>
+        <w:tblCellMar>
+          <w:top w:w="15" w:type="dxa"/>
+          <w:left w:w="15" w:type="dxa"/>
+          <w:bottom w:w="15" w:type="dxa"/>
+          <w:right w:w="15" w:type="dxa"/>
+        </w:tblCellMar>
+        <w:tblLook w:val="04A0"/>
+      </w:tblPr>
+      <w:tblGrid>
+        <w:gridCol w:w="4145"/>
+      </w:tblGrid>
+      <w:tr>
+        <w:tc>
+          <w:tcPr>
+            <w:tcW w:w="0" w:type="auto"/>
+            <w:tcMar>
+              <w:top w:w="0" w:type="dxa"/>
+              <w:left w:w="217" w:type="dxa"/>
+              <w:bottom w:w="0" w:type="dxa"/>
+              <w:right w:w="217" w:type="dxa"/>
+            </w:tcMar>
+            <w:hideMark/>
+          </w:tcPr>
+          <w:p>
+            <w:pPr>
+              <w:spacing w:after="0" w:line="240" w:lineRule="auto"/>
+              <w:rPr>
+                <w:rFonts w:ascii="Times New Roman" w:eastAsia="Times New Roman" w:hAnsi="Times New Roman" w:cs="Times New Roman"/>
+                <w:sz w:val="24"/>
+                <w:szCs w:val="24"/>
+              </w:rPr>
+            </w:pPr>
+            <w:r>
+              <w:rPr>
+                <w:rFonts w:ascii="Times New Roman" w:eastAsia="Times New Roman" w:hAnsi="Times New Roman" w:cs="Times New Roman"/>
+                <w:sz w:val="24"/>
+                <w:szCs w:val="24"/>
+              </w:rPr>
+              <w:t xml:space="preserve">{ </w:t>
+            </w:r>
+            <w:r>
+              <w:rPr>
+                <w:rFonts w:ascii="Times New Roman" w:eastAsia="Times New Roman" w:hAnsi="Times New Roman" w:cs="Times New Roman"/>
+                <w:color w:val="D83713"/>
+                <w:sz w:val="24"/>
+                <w:szCs w:val="24"/>
+              </w:rPr>
+              <w:t>_id</w:t>
+            </w:r>
+            <w:r>
+              <w:rPr>
+                <w:rFonts w:ascii="Times New Roman" w:eastAsia="Times New Roman" w:hAnsi="Times New Roman" w:cs="Times New Roman"/>
+                <w:sz w:val="24"/>
+                <w:szCs w:val="24"/>
+              </w:rPr>
+              <w:t xml:space="preserve">: </w:t>
+            </w:r>
+            <w:r>
+              <w:rPr>
+                <w:rFonts w:ascii="Times New Roman" w:eastAsia="Times New Roman" w:hAnsi="Times New Roman" w:cs="Times New Roman"/>
+                <w:color w:val="016EE9"/>
+                <w:sz w:val="24"/>
+                <w:szCs w:val="24"/>
+              </w:rPr>
+              <w:t>1</w:t>
+            </w:r>
+            <w:r>
+              <w:rPr>
+                <w:rFonts w:ascii="Times New Roman" w:eastAsia="Times New Roman" w:hAnsi="Times New Roman" w:cs="Times New Roman"/>
+                <w:sz w:val="24"/>
+                <w:szCs w:val="24"/>
+              </w:rPr>
+              <w:t xml:space="preserve">, </w:t>
+            </w:r>
+            <w:r>
+              <w:rPr>
+                <w:rFonts w:ascii="Times New Roman" w:eastAsia="Times New Roman" w:hAnsi="Times New Roman" w:cs="Times New Roman"/>
+                <w:color w:val="D83713"/>
+                <w:sz w:val="24"/>
+                <w:szCs w:val="24"/>
+              </w:rPr>
+              <w:t>scores</w:t>
+            </w:r>
+            <w:r>
+              <w:rPr>
+                <w:rFonts w:ascii="Times New Roman" w:eastAsia="Times New Roman" w:hAnsi="Times New Roman" w:cs="Times New Roman"/>
+                <w:sz w:val="24"/>
+                <w:szCs w:val="24"/>
+              </w:rPr>
+              <w:t xml:space="preserve">: [ </w:t>
+            </w:r>
+            <w:r>
+              <w:rPr>
+                <w:rFonts w:ascii="Times New Roman" w:eastAsia="Times New Roman" w:hAnsi="Times New Roman" w:cs="Times New Roman"/>
+                <w:color w:val="016EE9"/>
+                <w:sz w:val="24"/>
+                <w:szCs w:val="24"/>
+              </w:rPr>
+              <w:t>44</w:t>
+            </w:r>
+            <w:r>
+              <w:rPr>
+                <w:rFonts w:ascii="Times New Roman" w:eastAsia="Times New Roman" w:hAnsi="Times New Roman" w:cs="Times New Roman"/>
+                <w:sz w:val="24"/>
+                <w:szCs w:val="24"/>
+              </w:rPr>
+              <w:t xml:space="preserve">, </w:t>
+            </w:r>
+            <w:r>
+              <w:rPr>
+                <w:rFonts w:ascii="Times New Roman" w:eastAsia="Times New Roman" w:hAnsi="Times New Roman" w:cs="Times New Roman"/>
+                <w:color w:val="016EE9"/>
+                <w:sz w:val="24"/>
+                <w:szCs w:val="24"/>
+              </w:rPr>
+              <w:t>78</w:t>
+            </w:r>
+            <w:r>
+              <w:rPr>
+                <w:rFonts w:ascii="Times New Roman" w:eastAsia="Times New Roman" w:hAnsi="Times New Roman" w:cs="Times New Roman"/>
+                <w:sz w:val="24"/>
+                <w:szCs w:val="24"/>
+              </w:rPr>
+              <w:t xml:space="preserve">, </w:t>
+            </w:r>
+            <w:r>
+              <w:rPr>
+                <w:rFonts w:ascii="Times New Roman" w:eastAsia="Times New Roman" w:hAnsi="Times New Roman" w:cs="Times New Roman"/>
+                <w:color w:val="016EE9"/>
+                <w:sz w:val="24"/>
+                <w:szCs w:val="24"/>
+              </w:rPr>
+              <w:t>38</w:t>
+            </w:r>
+            <w:r>
+              <w:rPr>
+                <w:rFonts w:ascii="Times New Roman" w:eastAsia="Times New Roman" w:hAnsi="Times New Roman" w:cs="Times New Roman"/>
+                <w:sz w:val="24"/>
+                <w:szCs w:val="24"/>
+              </w:rPr>
+              <w:t xml:space="preserve">, </w:t>
+            </w:r>
+            <w:r>
+              <w:rPr>
+                <w:rFonts w:ascii="Times New Roman" w:eastAsia="Times New Roman" w:hAnsi="Times New Roman" w:cs="Times New Roman"/>
+                <w:color w:val="016EE9"/>
+                <w:sz w:val="24"/>
+                <w:szCs w:val="24"/>
+              </w:rPr>
+              <w:t>80</w:t>
+            </w:r>
+            <w:r>
+              <w:rPr>
+                <w:rFonts w:ascii="Times New Roman" w:eastAsia="Times New Roman" w:hAnsi="Times New Roman" w:cs="Times New Roman"/>
+                <w:sz w:val="24"/>
+                <w:szCs w:val="24"/>
+              </w:rPr>
+              <w:t xml:space="preserve">, </w:t>
+            </w:r>
+            <w:r>
+              <w:rPr>
+                <w:rFonts w:ascii="Times New Roman" w:eastAsia="Times New Roman" w:hAnsi="Times New Roman" w:cs="Times New Roman"/>
+                <w:color w:val="016EE9"/>
+                <w:sz w:val="24"/>
+                <w:szCs w:val="24"/>
+              </w:rPr>
+              <w:t>89</w:t>
+            </w:r>
+            <w:r>
+              <w:rPr>
+                <w:rFonts w:ascii="Times New Roman" w:eastAsia="Times New Roman" w:hAnsi="Times New Roman" w:cs="Times New Roman"/>
+                <w:sz w:val="24"/>
+                <w:szCs w:val="24"/>
+              </w:rPr>
+              <w:t xml:space="preserve"> ] }</w:t>
+            </w:r>
+          </w:p>
+        </w:tc>
+      </w:tr>
+    </w:tbl>
     <w:p/>
     <w:sectPr>
       <w:pgSz w:w="12240" w:h="15840"/>
@@ -16555,6 +19187,80 @@
       <w:contextualSpacing/>
     </w:pPr>
   </w:style>
+  <w:style w:type="character" w:customStyle="1" w:styleId="lg-highlight-property">
+    <w:name w:val="lg-highlight-property"/>
+    <w:basedOn w:val="DefaultParagraphFont"/>
+    <w:rsid w:val="007C681D"/>
+  </w:style>
+  <w:style w:type="character" w:customStyle="1" w:styleId="lg-highlight-title">
+    <w:name w:val="lg-highlight-title"/>
+    <w:basedOn w:val="DefaultParagraphFont"/>
+    <w:rsid w:val="007C681D"/>
+  </w:style>
+  <w:style w:type="character" w:customStyle="1" w:styleId="lg-highlight-attr">
+    <w:name w:val="lg-highlight-attr"/>
+    <w:basedOn w:val="DefaultParagraphFont"/>
+    <w:rsid w:val="007C681D"/>
+  </w:style>
+  <w:style w:type="character" w:customStyle="1" w:styleId="lg-highlight-number">
+    <w:name w:val="lg-highlight-number"/>
+    <w:basedOn w:val="DefaultParagraphFont"/>
+    <w:rsid w:val="007C681D"/>
+  </w:style>
+  <w:style w:type="character" w:customStyle="1" w:styleId="undefined">
+    <w:name w:val="undefined"/>
+    <w:basedOn w:val="DefaultParagraphFont"/>
+    <w:rsid w:val="007C681D"/>
+  </w:style>
+  <w:style w:type="character" w:customStyle="1" w:styleId="tnfccf">
+    <w:name w:val="tnfccf"/>
+    <w:basedOn w:val="DefaultParagraphFont"/>
+    <w:rsid w:val="007C681D"/>
+  </w:style>
+  <w:style w:type="character" w:customStyle="1" w:styleId="cs0cqb">
+    <w:name w:val="cs0cqb"/>
+    <w:basedOn w:val="DefaultParagraphFont"/>
+    <w:rsid w:val="007C681D"/>
+  </w:style>
+  <w:style w:type="character" w:styleId="Strong">
+    <w:name w:val="Strong"/>
+    <w:basedOn w:val="DefaultParagraphFont"/>
+    <w:uiPriority w:val="22"/>
+    <w:qFormat/>
+    <w:rsid w:val="007C681D"/>
+    <w:rPr>
+      <w:b/>
+      <w:bCs/>
+    </w:rPr>
+  </w:style>
+  <w:style w:type="character" w:customStyle="1" w:styleId="n9q8lc">
+    <w:name w:val="n9q8lc"/>
+    <w:basedOn w:val="DefaultParagraphFont"/>
+    <w:rsid w:val="007C681D"/>
+  </w:style>
+  <w:style w:type="character" w:customStyle="1" w:styleId="lg-highlight-string">
+    <w:name w:val="lg-highlight-string"/>
+    <w:basedOn w:val="DefaultParagraphFont"/>
+    <w:rsid w:val="0014111B"/>
+  </w:style>
+  <w:style w:type="character" w:customStyle="1" w:styleId="lg-highlight-literal">
+    <w:name w:val="lg-highlight-literal"/>
+    <w:basedOn w:val="DefaultParagraphFont"/>
+    <w:rsid w:val="00986B1C"/>
+  </w:style>
+  <w:style w:type="paragraph" w:customStyle="1" w:styleId="leafygreen-ui-1kp3ins">
+    <w:name w:val="leafygreen-ui-1kp3ins"/>
+    <w:basedOn w:val="Normal"/>
+    <w:rsid w:val="000130F5"/>
+    <w:pPr>
+      <w:spacing w:before="100" w:beforeAutospacing="1" w:after="100" w:afterAutospacing="1" w:line="240" w:lineRule="auto"/>
+    </w:pPr>
+    <w:rPr>
+      <w:rFonts w:ascii="Times New Roman" w:eastAsia="Times New Roman" w:hAnsi="Times New Roman" w:cs="Times New Roman"/>
+      <w:sz w:val="24"/>
+      <w:szCs w:val="24"/>
+    </w:rPr>
+  </w:style>
 </w:styles>
 </file>
 
